--- a/lessons/9-1/downloads/reveal/9.1-session-2-practice-form-a.docx
+++ b/lessons/9-1/downloads/reveal/9.1-session-2-practice-form-a.docx
@@ -15,7 +15,7 @@
         <w:rPr>
           <w:rFonts w:ascii="Avenir Next" w:hAnsi="Avenir Next" w:cs="Avenir Next" w:eastAsia="Avenir Next"/>
           <w:color w:val="1A1A1A"/>
-          <w:sz w:val="20"/>
+          <w:sz w:val="22"/>
           <w:szCs w:val="20"/>
         </w:rPr>
         <w:t xml:space="preserve">Name</w:t>
@@ -33,7 +33,7 @@
         <w:rPr>
           <w:rFonts w:ascii="Avenir Next" w:hAnsi="Avenir Next" w:cs="Avenir Next" w:eastAsia="Avenir Next"/>
           <w:color w:val="1A1A1A"/>
-          <w:sz w:val="20"/>
+          <w:sz w:val="22"/>
           <w:szCs w:val="20"/>
         </w:rPr>
         <w:t xml:space="preserve">   Date</w:t>
@@ -51,7 +51,7 @@
         <w:rPr>
           <w:rFonts w:ascii="Avenir Next" w:hAnsi="Avenir Next" w:cs="Avenir Next" w:eastAsia="Avenir Next"/>
           <w:color w:val="1A1A1A"/>
-          <w:sz w:val="20"/>
+          <w:sz w:val="22"/>
           <w:szCs w:val="20"/>
         </w:rPr>
         <w:t xml:space="preserve">   Period</w:t>
@@ -78,7 +78,7 @@
           <w:caps/>
           <w:color w:val="003A70"/>
           <w:spacing w:val="12"/>
-          <w:sz w:val="19"/>
+          <w:sz w:val="22"/>
           <w:szCs w:val="19"/>
         </w:rPr>
         <w:t xml:space="preserve">Lesson 9-1  ·  Session 2  ·  Practice  ·  Form A</w:t>
@@ -86,6 +86,7 @@
     </w:p>
     <w:p>
       <w:pPr>
+        <w:pStyle w:val="Heading1"/>
         <w:keepNext/>
         <w:spacing w:before="0" w:after="10" w:line="240" w:lineRule="auto"/>
       </w:pPr>
@@ -111,7 +112,7 @@
         <w:rPr>
           <w:rFonts w:ascii="Avenir Next" w:hAnsi="Avenir Next" w:cs="Avenir Next" w:eastAsia="Avenir Next"/>
           <w:color w:val="5A5F66"/>
-          <w:sz w:val="17"/>
+          <w:sz w:val="22"/>
           <w:szCs w:val="17"/>
         </w:rPr>
         <w:t xml:space="preserve">Learning target — I can build a table of values for a relationship between two variables.</w:t>
@@ -128,7 +129,7 @@
     </w:p>
     <w:p>
       <w:pPr>
-        <w:spacing w:before="0" w:after="0" w:line="60" w:lineRule="auto"/>
+        <w:spacing w:before="0" w:after="0" w:line="50" w:lineRule="exact"/>
       </w:pPr>
     </w:p>
     <w:tbl>
@@ -167,6 +168,7 @@
           </w:tcPr>
           <w:p>
             <w:pPr>
+              <w:pStyle w:val="Heading2"/>
               <w:spacing w:before="0" w:after="40" w:line="264" w:lineRule="auto"/>
             </w:pPr>
             <w:r>
@@ -194,82 +196,82 @@
                 <w:rFonts w:ascii="Avenir Next" w:hAnsi="Avenir Next" w:cs="Avenir Next" w:eastAsia="Avenir Next"/>
                 <w:b/>
                 <w:color w:val="003A70"/>
+                <w:sz w:val="22"/>
+                <w:szCs w:val="18"/>
+              </w:rPr>
+              <w:t xml:space="preserve">•</w:t>
+            </w:r>
+            <w:r>
+              <w:rPr>
+                <w:rFonts w:ascii="Avenir Next" w:hAnsi="Avenir Next" w:cs="Avenir Next" w:eastAsia="Avenir Next"/>
+                <w:color w:val="1A1A1A"/>
                 <w:sz w:val="18"/>
                 <w:szCs w:val="18"/>
               </w:rPr>
-              <w:t xml:space="preserve">•</w:t>
-            </w:r>
-            <w:r>
-              <w:rPr>
-                <w:rFonts w:ascii="Avenir Next" w:hAnsi="Avenir Next" w:cs="Avenir Next" w:eastAsia="Avenir Next"/>
-                <w:color w:val="1A1A1A"/>
-                <w:sz w:val="18"/>
+              <w:tab/>
+            </w:r>
+            <w:r>
+              <w:rPr>
+                <w:rFonts w:ascii="Avenir Next" w:hAnsi="Avenir Next" w:cs="Avenir Next" w:eastAsia="Avenir Next"/>
+                <w:color w:val="1A1A1A"/>
+                <w:sz w:val="22"/>
                 <w:szCs w:val="18"/>
               </w:rPr>
-              <w:tab/>
-            </w:r>
-            <w:r>
-              <w:rPr>
-                <w:rFonts w:ascii="Avenir Next" w:hAnsi="Avenir Next" w:cs="Avenir Next" w:eastAsia="Avenir Next"/>
-                <w:color w:val="1A1A1A"/>
-                <w:sz w:val="18"/>
+              <w:t xml:space="preserve">A </w:t>
+            </w:r>
+            <w:r>
+              <w:rPr>
+                <w:rFonts w:ascii="Avenir Next" w:hAnsi="Avenir Next" w:cs="Avenir Next" w:eastAsia="Avenir Next"/>
+                <w:b/>
+                <w:color w:val="1A1A1A"/>
+                <w:sz w:val="22"/>
                 <w:szCs w:val="18"/>
               </w:rPr>
-              <w:t xml:space="preserve">A </w:t>
-            </w:r>
-            <w:r>
-              <w:rPr>
-                <w:rFonts w:ascii="Avenir Next" w:hAnsi="Avenir Next" w:cs="Avenir Next" w:eastAsia="Avenir Next"/>
-                <w:b/>
-                <w:color w:val="1A1A1A"/>
-                <w:sz w:val="18"/>
+              <w:t xml:space="preserve">table of values</w:t>
+            </w:r>
+            <w:r>
+              <w:rPr>
+                <w:rFonts w:ascii="Avenir Next" w:hAnsi="Avenir Next" w:cs="Avenir Next" w:eastAsia="Avenir Next"/>
+                <w:color w:val="1A1A1A"/>
+                <w:sz w:val="22"/>
                 <w:szCs w:val="18"/>
               </w:rPr>
-              <w:t xml:space="preserve">table of values</w:t>
-            </w:r>
-            <w:r>
-              <w:rPr>
-                <w:rFonts w:ascii="Avenir Next" w:hAnsi="Avenir Next" w:cs="Avenir Next" w:eastAsia="Avenir Next"/>
-                <w:color w:val="1A1A1A"/>
-                <w:sz w:val="18"/>
+              <w:t xml:space="preserve"> pairs each input (</w:t>
+            </w:r>
+            <w:r>
+              <w:rPr>
+                <w:rFonts w:ascii="Avenir Next" w:hAnsi="Avenir Next" w:cs="Avenir Next" w:eastAsia="Avenir Next"/>
+                <w:i/>
+                <w:color w:val="1A1A1A"/>
+                <w:sz w:val="22"/>
                 <w:szCs w:val="18"/>
               </w:rPr>
-              <w:t xml:space="preserve"> pairs each input (</w:t>
+              <w:t xml:space="preserve">x</w:t>
+            </w:r>
+            <w:r>
+              <w:rPr>
+                <w:rFonts w:ascii="Avenir Next" w:hAnsi="Avenir Next" w:cs="Avenir Next" w:eastAsia="Avenir Next"/>
+                <w:color w:val="1A1A1A"/>
+                <w:sz w:val="22"/>
+                <w:szCs w:val="18"/>
+              </w:rPr>
+              <w:t xml:space="preserve">) with its output (</w:t>
             </w:r>
             <w:r>
               <w:rPr>
                 <w:rFonts w:ascii="Avenir Next" w:hAnsi="Avenir Next" w:cs="Avenir Next" w:eastAsia="Avenir Next"/>
                 <w:i/>
                 <w:color w:val="1A1A1A"/>
-                <w:sz w:val="18"/>
+                <w:sz w:val="22"/>
                 <w:szCs w:val="18"/>
               </w:rPr>
-              <w:t xml:space="preserve">x</w:t>
-            </w:r>
-            <w:r>
-              <w:rPr>
-                <w:rFonts w:ascii="Avenir Next" w:hAnsi="Avenir Next" w:cs="Avenir Next" w:eastAsia="Avenir Next"/>
-                <w:color w:val="1A1A1A"/>
-                <w:sz w:val="18"/>
-                <w:szCs w:val="18"/>
-              </w:rPr>
-              <w:t xml:space="preserve">) with its output (</w:t>
-            </w:r>
-            <w:r>
-              <w:rPr>
-                <w:rFonts w:ascii="Avenir Next" w:hAnsi="Avenir Next" w:cs="Avenir Next" w:eastAsia="Avenir Next"/>
-                <w:i/>
-                <w:color w:val="1A1A1A"/>
-                <w:sz w:val="18"/>
-                <w:szCs w:val="18"/>
-              </w:rPr>
               <w:t xml:space="preserve">y</w:t>
             </w:r>
             <w:r>
               <w:rPr>
                 <w:rFonts w:ascii="Avenir Next" w:hAnsi="Avenir Next" w:cs="Avenir Next" w:eastAsia="Avenir Next"/>
                 <w:color w:val="1A1A1A"/>
-                <w:sz w:val="18"/>
+                <w:sz w:val="22"/>
                 <w:szCs w:val="18"/>
               </w:rPr>
               <w:t xml:space="preserve">). The input goes in the first column.</w:t>
@@ -288,44 +290,44 @@
                 <w:rFonts w:ascii="Avenir Next" w:hAnsi="Avenir Next" w:cs="Avenir Next" w:eastAsia="Avenir Next"/>
                 <w:b/>
                 <w:color w:val="003A70"/>
+                <w:sz w:val="22"/>
+                <w:szCs w:val="18"/>
+              </w:rPr>
+              <w:t xml:space="preserve">•</w:t>
+            </w:r>
+            <w:r>
+              <w:rPr>
+                <w:rFonts w:ascii="Avenir Next" w:hAnsi="Avenir Next" w:cs="Avenir Next" w:eastAsia="Avenir Next"/>
+                <w:color w:val="1A1A1A"/>
                 <w:sz w:val="18"/>
                 <w:szCs w:val="18"/>
               </w:rPr>
-              <w:t xml:space="preserve">•</w:t>
-            </w:r>
-            <w:r>
-              <w:rPr>
-                <w:rFonts w:ascii="Avenir Next" w:hAnsi="Avenir Next" w:cs="Avenir Next" w:eastAsia="Avenir Next"/>
-                <w:color w:val="1A1A1A"/>
-                <w:sz w:val="18"/>
+              <w:tab/>
+            </w:r>
+            <w:r>
+              <w:rPr>
+                <w:rFonts w:ascii="Avenir Next" w:hAnsi="Avenir Next" w:cs="Avenir Next" w:eastAsia="Avenir Next"/>
+                <w:color w:val="1A1A1A"/>
+                <w:sz w:val="22"/>
                 <w:szCs w:val="18"/>
               </w:rPr>
-              <w:tab/>
-            </w:r>
-            <w:r>
-              <w:rPr>
-                <w:rFonts w:ascii="Avenir Next" w:hAnsi="Avenir Next" w:cs="Avenir Next" w:eastAsia="Avenir Next"/>
-                <w:color w:val="1A1A1A"/>
-                <w:sz w:val="18"/>
+              <w:t xml:space="preserve">Use the </w:t>
+            </w:r>
+            <w:r>
+              <w:rPr>
+                <w:rFonts w:ascii="Avenir Next" w:hAnsi="Avenir Next" w:cs="Avenir Next" w:eastAsia="Avenir Next"/>
+                <w:b/>
+                <w:color w:val="1A1A1A"/>
+                <w:sz w:val="22"/>
                 <w:szCs w:val="18"/>
               </w:rPr>
-              <w:t xml:space="preserve">Use the </w:t>
-            </w:r>
-            <w:r>
-              <w:rPr>
-                <w:rFonts w:ascii="Avenir Next" w:hAnsi="Avenir Next" w:cs="Avenir Next" w:eastAsia="Avenir Next"/>
-                <w:b/>
-                <w:color w:val="1A1A1A"/>
-                <w:sz w:val="18"/>
-                <w:szCs w:val="18"/>
-              </w:rPr>
               <w:t xml:space="preserve">same rule</w:t>
             </w:r>
             <w:r>
               <w:rPr>
                 <w:rFonts w:ascii="Avenir Next" w:hAnsi="Avenir Next" w:cs="Avenir Next" w:eastAsia="Avenir Next"/>
                 <w:color w:val="1A1A1A"/>
-                <w:sz w:val="18"/>
+                <w:sz w:val="22"/>
                 <w:szCs w:val="18"/>
               </w:rPr>
               <w:t xml:space="preserve"> on every input.</w:t>
@@ -344,44 +346,44 @@
                 <w:rFonts w:ascii="Avenir Next" w:hAnsi="Avenir Next" w:cs="Avenir Next" w:eastAsia="Avenir Next"/>
                 <w:b/>
                 <w:color w:val="003A70"/>
+                <w:sz w:val="22"/>
+                <w:szCs w:val="18"/>
+              </w:rPr>
+              <w:t xml:space="preserve">•</w:t>
+            </w:r>
+            <w:r>
+              <w:rPr>
+                <w:rFonts w:ascii="Avenir Next" w:hAnsi="Avenir Next" w:cs="Avenir Next" w:eastAsia="Avenir Next"/>
+                <w:color w:val="1A1A1A"/>
                 <w:sz w:val="18"/>
                 <w:szCs w:val="18"/>
               </w:rPr>
-              <w:t xml:space="preserve">•</w:t>
-            </w:r>
-            <w:r>
-              <w:rPr>
-                <w:rFonts w:ascii="Avenir Next" w:hAnsi="Avenir Next" w:cs="Avenir Next" w:eastAsia="Avenir Next"/>
-                <w:color w:val="1A1A1A"/>
-                <w:sz w:val="18"/>
+              <w:tab/>
+            </w:r>
+            <w:r>
+              <w:rPr>
+                <w:rFonts w:ascii="Avenir Next" w:hAnsi="Avenir Next" w:cs="Avenir Next" w:eastAsia="Avenir Next"/>
+                <w:color w:val="1A1A1A"/>
+                <w:sz w:val="22"/>
                 <w:szCs w:val="18"/>
               </w:rPr>
-              <w:tab/>
-            </w:r>
-            <w:r>
-              <w:rPr>
-                <w:rFonts w:ascii="Avenir Next" w:hAnsi="Avenir Next" w:cs="Avenir Next" w:eastAsia="Avenir Next"/>
-                <w:color w:val="1A1A1A"/>
-                <w:sz w:val="18"/>
+              <w:t xml:space="preserve">With a </w:t>
+            </w:r>
+            <w:r>
+              <w:rPr>
+                <w:rFonts w:ascii="Avenir Next" w:hAnsi="Avenir Next" w:cs="Avenir Next" w:eastAsia="Avenir Next"/>
+                <w:b/>
+                <w:color w:val="1A1A1A"/>
+                <w:sz w:val="22"/>
                 <w:szCs w:val="18"/>
               </w:rPr>
-              <w:t xml:space="preserve">With a </w:t>
-            </w:r>
-            <w:r>
-              <w:rPr>
-                <w:rFonts w:ascii="Avenir Next" w:hAnsi="Avenir Next" w:cs="Avenir Next" w:eastAsia="Avenir Next"/>
-                <w:b/>
-                <w:color w:val="1A1A1A"/>
-                <w:sz w:val="18"/>
-                <w:szCs w:val="18"/>
-              </w:rPr>
               <w:t xml:space="preserve">fee</w:t>
             </w:r>
             <w:r>
               <w:rPr>
                 <w:rFonts w:ascii="Avenir Next" w:hAnsi="Avenir Next" w:cs="Avenir Next" w:eastAsia="Avenir Next"/>
                 <w:color w:val="1A1A1A"/>
-                <w:sz w:val="18"/>
+                <w:sz w:val="22"/>
                 <w:szCs w:val="18"/>
               </w:rPr>
               <w:t xml:space="preserve">, multiply first, then add: $2 plus $4 per hour for 3 hours is 4 × 3 + 2 = 14.</w:t>
@@ -396,6 +398,7 @@
           </w:tcPr>
           <w:p>
             <w:pPr>
+              <w:pStyle w:val="Heading2"/>
               <w:spacing w:before="0" w:after="40" w:line="264" w:lineRule="auto"/>
             </w:pPr>
             <w:r>
@@ -418,7 +421,7 @@
               <w:rPr>
                 <w:rFonts w:ascii="Avenir Next" w:hAnsi="Avenir Next" w:cs="Avenir Next" w:eastAsia="Avenir Next"/>
                 <w:color w:val="1A1A1A"/>
-                <w:sz w:val="17"/>
+                <w:sz w:val="22"/>
                 <w:szCs w:val="17"/>
               </w:rPr>
               <w:t xml:space="preserve">A worker packs 9 boxes each hour: </w:t>
@@ -428,7 +431,7 @@
                 <w:rFonts w:ascii="Avenir Next" w:hAnsi="Avenir Next" w:cs="Avenir Next" w:eastAsia="Avenir Next"/>
                 <w:i/>
                 <w:color w:val="1A1A1A"/>
-                <w:sz w:val="17"/>
+                <w:sz w:val="22"/>
                 <w:szCs w:val="17"/>
               </w:rPr>
               <w:t xml:space="preserve">b</w:t>
@@ -437,7 +440,7 @@
               <w:rPr>
                 <w:rFonts w:ascii="Avenir Next" w:hAnsi="Avenir Next" w:cs="Avenir Next" w:eastAsia="Avenir Next"/>
                 <w:color w:val="1A1A1A"/>
-                <w:sz w:val="17"/>
+                <w:sz w:val="22"/>
                 <w:szCs w:val="17"/>
               </w:rPr>
               <w:t xml:space="preserve"> = 9</w:t>
@@ -447,7 +450,7 @@
                 <w:rFonts w:ascii="Avenir Next" w:hAnsi="Avenir Next" w:cs="Avenir Next" w:eastAsia="Avenir Next"/>
                 <w:i/>
                 <w:color w:val="1A1A1A"/>
-                <w:sz w:val="17"/>
+                <w:sz w:val="22"/>
                 <w:szCs w:val="17"/>
               </w:rPr>
               <w:t xml:space="preserve">h</w:t>
@@ -456,7 +459,7 @@
               <w:rPr>
                 <w:rFonts w:ascii="Avenir Next" w:hAnsi="Avenir Next" w:cs="Avenir Next" w:eastAsia="Avenir Next"/>
                 <w:color w:val="1A1A1A"/>
-                <w:sz w:val="17"/>
+                <w:sz w:val="22"/>
                 <w:szCs w:val="17"/>
               </w:rPr>
               <w:t xml:space="preserve">. Find </w:t>
@@ -466,7 +469,7 @@
                 <w:rFonts w:ascii="Avenir Next" w:hAnsi="Avenir Next" w:cs="Avenir Next" w:eastAsia="Avenir Next"/>
                 <w:i/>
                 <w:color w:val="1A1A1A"/>
-                <w:sz w:val="17"/>
+                <w:sz w:val="22"/>
                 <w:szCs w:val="17"/>
               </w:rPr>
               <w:t xml:space="preserve">b</w:t>
@@ -475,7 +478,7 @@
               <w:rPr>
                 <w:rFonts w:ascii="Avenir Next" w:hAnsi="Avenir Next" w:cs="Avenir Next" w:eastAsia="Avenir Next"/>
                 <w:color w:val="1A1A1A"/>
-                <w:sz w:val="17"/>
+                <w:sz w:val="22"/>
                 <w:szCs w:val="17"/>
               </w:rPr>
               <w:t xml:space="preserve"> for </w:t>
@@ -485,7 +488,7 @@
                 <w:rFonts w:ascii="Avenir Next" w:hAnsi="Avenir Next" w:cs="Avenir Next" w:eastAsia="Avenir Next"/>
                 <w:i/>
                 <w:color w:val="1A1A1A"/>
-                <w:sz w:val="17"/>
+                <w:sz w:val="22"/>
                 <w:szCs w:val="17"/>
               </w:rPr>
               <w:t xml:space="preserve">h</w:t>
@@ -494,7 +497,7 @@
               <w:rPr>
                 <w:rFonts w:ascii="Avenir Next" w:hAnsi="Avenir Next" w:cs="Avenir Next" w:eastAsia="Avenir Next"/>
                 <w:color w:val="1A1A1A"/>
-                <w:sz w:val="17"/>
+                <w:sz w:val="22"/>
                 <w:szCs w:val="17"/>
               </w:rPr>
               <w:t xml:space="preserve"> = 1, 2, 3.</w:t>
@@ -513,63 +516,63 @@
                 <w:rFonts w:ascii="Avenir Next" w:hAnsi="Avenir Next" w:cs="Avenir Next" w:eastAsia="Avenir Next"/>
                 <w:b/>
                 <w:color w:val="003A70"/>
+                <w:sz w:val="22"/>
+                <w:szCs w:val="17"/>
+              </w:rPr>
+              <w:t xml:space="preserve">Step 1</w:t>
+            </w:r>
+            <w:r>
+              <w:rPr>
+                <w:rFonts w:ascii="Avenir Next" w:hAnsi="Avenir Next" w:cs="Avenir Next" w:eastAsia="Avenir Next"/>
+                <w:color w:val="1A1A1A"/>
                 <w:sz w:val="17"/>
                 <w:szCs w:val="17"/>
               </w:rPr>
-              <w:t xml:space="preserve">Step 1</w:t>
-            </w:r>
-            <w:r>
-              <w:rPr>
-                <w:rFonts w:ascii="Avenir Next" w:hAnsi="Avenir Next" w:cs="Avenir Next" w:eastAsia="Avenir Next"/>
-                <w:color w:val="1A1A1A"/>
-                <w:sz w:val="17"/>
+              <w:tab/>
+            </w:r>
+            <w:r>
+              <w:rPr>
+                <w:rFonts w:ascii="Avenir Next" w:hAnsi="Avenir Next" w:cs="Avenir Next" w:eastAsia="Avenir Next"/>
+                <w:color w:val="1A1A1A"/>
+                <w:sz w:val="22"/>
                 <w:szCs w:val="17"/>
               </w:rPr>
-              <w:tab/>
-            </w:r>
-            <w:r>
-              <w:rPr>
-                <w:rFonts w:ascii="Avenir Next" w:hAnsi="Avenir Next" w:cs="Avenir Next" w:eastAsia="Avenir Next"/>
-                <w:color w:val="1A1A1A"/>
-                <w:sz w:val="17"/>
+              <w:t xml:space="preserve">Label the columns: </w:t>
+            </w:r>
+            <w:r>
+              <w:rPr>
+                <w:rFonts w:ascii="Avenir Next" w:hAnsi="Avenir Next" w:cs="Avenir Next" w:eastAsia="Avenir Next"/>
+                <w:i/>
+                <w:color w:val="1A1A1A"/>
+                <w:sz w:val="22"/>
                 <w:szCs w:val="17"/>
               </w:rPr>
-              <w:t xml:space="preserve">Label the columns: </w:t>
+              <w:t xml:space="preserve">h</w:t>
+            </w:r>
+            <w:r>
+              <w:rPr>
+                <w:rFonts w:ascii="Avenir Next" w:hAnsi="Avenir Next" w:cs="Avenir Next" w:eastAsia="Avenir Next"/>
+                <w:color w:val="1A1A1A"/>
+                <w:sz w:val="22"/>
+                <w:szCs w:val="17"/>
+              </w:rPr>
+              <w:t xml:space="preserve"> (hours) and </w:t>
             </w:r>
             <w:r>
               <w:rPr>
                 <w:rFonts w:ascii="Avenir Next" w:hAnsi="Avenir Next" w:cs="Avenir Next" w:eastAsia="Avenir Next"/>
                 <w:i/>
                 <w:color w:val="1A1A1A"/>
-                <w:sz w:val="17"/>
+                <w:sz w:val="22"/>
                 <w:szCs w:val="17"/>
               </w:rPr>
-              <w:t xml:space="preserve">h</w:t>
-            </w:r>
-            <w:r>
-              <w:rPr>
-                <w:rFonts w:ascii="Avenir Next" w:hAnsi="Avenir Next" w:cs="Avenir Next" w:eastAsia="Avenir Next"/>
-                <w:color w:val="1A1A1A"/>
-                <w:sz w:val="17"/>
-                <w:szCs w:val="17"/>
-              </w:rPr>
-              <w:t xml:space="preserve"> (hours) and </w:t>
-            </w:r>
-            <w:r>
-              <w:rPr>
-                <w:rFonts w:ascii="Avenir Next" w:hAnsi="Avenir Next" w:cs="Avenir Next" w:eastAsia="Avenir Next"/>
-                <w:i/>
-                <w:color w:val="1A1A1A"/>
-                <w:sz w:val="17"/>
-                <w:szCs w:val="17"/>
-              </w:rPr>
               <w:t xml:space="preserve">b</w:t>
             </w:r>
             <w:r>
               <w:rPr>
                 <w:rFonts w:ascii="Avenir Next" w:hAnsi="Avenir Next" w:cs="Avenir Next" w:eastAsia="Avenir Next"/>
                 <w:color w:val="1A1A1A"/>
-                <w:sz w:val="17"/>
+                <w:sz w:val="22"/>
                 <w:szCs w:val="17"/>
               </w:rPr>
               <w:t xml:space="preserve"> (boxes).</w:t>
@@ -588,25 +591,25 @@
                 <w:rFonts w:ascii="Avenir Next" w:hAnsi="Avenir Next" w:cs="Avenir Next" w:eastAsia="Avenir Next"/>
                 <w:b/>
                 <w:color w:val="003A70"/>
+                <w:sz w:val="22"/>
+                <w:szCs w:val="17"/>
+              </w:rPr>
+              <w:t xml:space="preserve">Step 2</w:t>
+            </w:r>
+            <w:r>
+              <w:rPr>
+                <w:rFonts w:ascii="Avenir Next" w:hAnsi="Avenir Next" w:cs="Avenir Next" w:eastAsia="Avenir Next"/>
+                <w:color w:val="1A1A1A"/>
                 <w:sz w:val="17"/>
                 <w:szCs w:val="17"/>
               </w:rPr>
-              <w:t xml:space="preserve">Step 2</w:t>
-            </w:r>
-            <w:r>
-              <w:rPr>
-                <w:rFonts w:ascii="Avenir Next" w:hAnsi="Avenir Next" w:cs="Avenir Next" w:eastAsia="Avenir Next"/>
-                <w:color w:val="1A1A1A"/>
-                <w:sz w:val="17"/>
-                <w:szCs w:val="17"/>
-              </w:rPr>
               <w:tab/>
             </w:r>
             <w:r>
               <w:rPr>
                 <w:rFonts w:ascii="Avenir Next" w:hAnsi="Avenir Next" w:cs="Avenir Next" w:eastAsia="Avenir Next"/>
                 <w:color w:val="1A1A1A"/>
-                <w:sz w:val="17"/>
+                <w:sz w:val="22"/>
                 <w:szCs w:val="17"/>
               </w:rPr>
               <w:t xml:space="preserve">9 × 1 = 9,  9 × 2 = 18,  9 × 3 = 27</w:t>
@@ -625,18 +628,18 @@
                 <w:rFonts w:ascii="Avenir Next" w:hAnsi="Avenir Next" w:cs="Avenir Next" w:eastAsia="Avenir Next"/>
                 <w:b/>
                 <w:color w:val="1A1A1A"/>
+                <w:sz w:val="22"/>
+                <w:szCs w:val="17"/>
+              </w:rPr>
+              <w:t xml:space="preserve">Answer</w:t>
+            </w:r>
+            <w:r>
+              <w:rPr>
+                <w:rFonts w:ascii="Avenir Next" w:hAnsi="Avenir Next" w:cs="Avenir Next" w:eastAsia="Avenir Next"/>
+                <w:color w:val="1A1A1A"/>
                 <w:sz w:val="17"/>
                 <w:szCs w:val="17"/>
               </w:rPr>
-              <w:t xml:space="preserve">Answer</w:t>
-            </w:r>
-            <w:r>
-              <w:rPr>
-                <w:rFonts w:ascii="Avenir Next" w:hAnsi="Avenir Next" w:cs="Avenir Next" w:eastAsia="Avenir Next"/>
-                <w:color w:val="1A1A1A"/>
-                <w:sz w:val="17"/>
-                <w:szCs w:val="17"/>
-              </w:rPr>
               <w:tab/>
             </w:r>
             <w:r>
@@ -644,7 +647,7 @@
                 <w:rFonts w:ascii="Avenir Next" w:hAnsi="Avenir Next" w:cs="Avenir Next" w:eastAsia="Avenir Next"/>
                 <w:b/>
                 <w:color w:val="1A1A1A"/>
-                <w:sz w:val="17"/>
+                <w:sz w:val="22"/>
                 <w:szCs w:val="17"/>
               </w:rPr>
               <w:t xml:space="preserve">(1, 9), (2, 18), (3, 27)</w:t>
@@ -673,7 +676,7 @@
           <w:rFonts w:ascii="Avenir Next" w:hAnsi="Avenir Next" w:cs="Avenir Next" w:eastAsia="Avenir Next"/>
           <w:b/>
           <w:color w:val="1A1A1A"/>
-          <w:sz w:val="17"/>
+          <w:sz w:val="22"/>
           <w:szCs w:val="17"/>
         </w:rPr>
         <w:t xml:space="preserve">table of values</w:t>
@@ -683,7 +686,7 @@
           <w:rFonts w:ascii="Avenir Next" w:hAnsi="Avenir Next" w:cs="Avenir Next" w:eastAsia="Avenir Next"/>
           <w:i/>
           <w:color w:val="5A5F66"/>
-          <w:sz w:val="17"/>
+          <w:sz w:val="22"/>
           <w:szCs w:val="17"/>
         </w:rPr>
         <w:t xml:space="preserve"> (tabla de valores)</w:t>
@@ -692,7 +695,7 @@
         <w:rPr>
           <w:rFonts w:ascii="Avenir Next" w:hAnsi="Avenir Next" w:cs="Avenir Next" w:eastAsia="Avenir Next"/>
           <w:color w:val="5A5F66"/>
-          <w:sz w:val="17"/>
+          <w:sz w:val="22"/>
           <w:szCs w:val="17"/>
         </w:rPr>
         <w:t xml:space="preserve">   ·   </w:t>
@@ -702,7 +705,7 @@
           <w:rFonts w:ascii="Avenir Next" w:hAnsi="Avenir Next" w:cs="Avenir Next" w:eastAsia="Avenir Next"/>
           <w:b/>
           <w:color w:val="1A1A1A"/>
-          <w:sz w:val="17"/>
+          <w:sz w:val="22"/>
           <w:szCs w:val="17"/>
         </w:rPr>
         <w:t xml:space="preserve">input</w:t>
@@ -712,7 +715,7 @@
           <w:rFonts w:ascii="Avenir Next" w:hAnsi="Avenir Next" w:cs="Avenir Next" w:eastAsia="Avenir Next"/>
           <w:i/>
           <w:color w:val="5A5F66"/>
-          <w:sz w:val="17"/>
+          <w:sz w:val="22"/>
           <w:szCs w:val="17"/>
         </w:rPr>
         <w:t xml:space="preserve"> (entrada)</w:t>
@@ -721,7 +724,7 @@
         <w:rPr>
           <w:rFonts w:ascii="Avenir Next" w:hAnsi="Avenir Next" w:cs="Avenir Next" w:eastAsia="Avenir Next"/>
           <w:color w:val="5A5F66"/>
-          <w:sz w:val="17"/>
+          <w:sz w:val="22"/>
           <w:szCs w:val="17"/>
         </w:rPr>
         <w:t xml:space="preserve">   ·   </w:t>
@@ -731,7 +734,7 @@
           <w:rFonts w:ascii="Avenir Next" w:hAnsi="Avenir Next" w:cs="Avenir Next" w:eastAsia="Avenir Next"/>
           <w:b/>
           <w:color w:val="1A1A1A"/>
-          <w:sz w:val="17"/>
+          <w:sz w:val="22"/>
           <w:szCs w:val="17"/>
         </w:rPr>
         <w:t xml:space="preserve">output</w:t>
@@ -741,7 +744,7 @@
           <w:rFonts w:ascii="Avenir Next" w:hAnsi="Avenir Next" w:cs="Avenir Next" w:eastAsia="Avenir Next"/>
           <w:i/>
           <w:color w:val="5A5F66"/>
-          <w:sz w:val="17"/>
+          <w:sz w:val="22"/>
           <w:szCs w:val="17"/>
         </w:rPr>
         <w:t xml:space="preserve"> (salida)</w:t>
@@ -749,6 +752,7 @@
     </w:p>
     <w:p>
       <w:pPr>
+        <w:pStyle w:val="Heading2"/>
         <w:keepNext/>
         <w:pBdr>
           <w:bottom w:val="single" w:sz="8" w:space="3" w:color="003A70"/>
@@ -764,7 +768,7 @@
           <w:b/>
           <w:color w:val="003A70"/>
           <w:spacing w:val="14"/>
-          <w:sz w:val="19"/>
+          <w:sz w:val="22"/>
           <w:szCs w:val="19"/>
         </w:rPr>
         <w:t xml:space="preserve">PRACTICE</w:t>
@@ -783,7 +787,7 @@
           <w:rFonts w:ascii="Avenir Next" w:hAnsi="Avenir Next" w:cs="Avenir Next" w:eastAsia="Avenir Next"/>
           <w:i/>
           <w:color w:val="5A5F66"/>
-          <w:sz w:val="17"/>
+          <w:sz w:val="22"/>
           <w:szCs w:val="17"/>
         </w:rPr>
         <w:t xml:space="preserve">show your work · label units</w:t>
@@ -791,7 +795,7 @@
     </w:p>
     <w:p>
       <w:pPr>
-        <w:spacing w:before="0" w:after="0" w:line="20" w:lineRule="exact"/>
+        <w:spacing w:before="0" w:after="0" w:line="50" w:lineRule="exact"/>
       </w:pPr>
     </w:p>
     <w:tbl>
@@ -841,25 +845,25 @@
                 <w:rFonts w:ascii="Avenir Next" w:hAnsi="Avenir Next" w:cs="Avenir Next" w:eastAsia="Avenir Next"/>
                 <w:b/>
                 <w:color w:val="1A1A1A"/>
+                <w:sz w:val="22"/>
+                <w:szCs w:val="20"/>
+              </w:rPr>
+              <w:t xml:space="preserve">1.</w:t>
+            </w:r>
+            <w:r>
+              <w:rPr>
+                <w:rFonts w:ascii="Avenir Next" w:hAnsi="Avenir Next" w:cs="Avenir Next" w:eastAsia="Avenir Next"/>
+                <w:color w:val="1A1A1A"/>
                 <w:sz w:val="20"/>
                 <w:szCs w:val="20"/>
               </w:rPr>
-              <w:t xml:space="preserve">1.</w:t>
-            </w:r>
-            <w:r>
-              <w:rPr>
-                <w:rFonts w:ascii="Avenir Next" w:hAnsi="Avenir Next" w:cs="Avenir Next" w:eastAsia="Avenir Next"/>
-                <w:color w:val="1A1A1A"/>
-                <w:sz w:val="20"/>
-                <w:szCs w:val="20"/>
-              </w:rPr>
               <w:tab/>
             </w:r>
             <w:r>
               <w:rPr>
                 <w:rFonts w:ascii="Avenir Next" w:hAnsi="Avenir Next" w:cs="Avenir Next" w:eastAsia="Avenir Next"/>
                 <w:color w:val="1A1A1A"/>
-                <w:sz w:val="20"/>
+                <w:sz w:val="22"/>
                 <w:szCs w:val="20"/>
               </w:rPr>
               <w:t xml:space="preserve">Use each rule to find </w:t>
@@ -869,7 +873,7 @@
                 <w:rFonts w:ascii="Avenir Next" w:hAnsi="Avenir Next" w:cs="Avenir Next" w:eastAsia="Avenir Next"/>
                 <w:i/>
                 <w:color w:val="1A1A1A"/>
-                <w:sz w:val="20"/>
+                <w:sz w:val="22"/>
                 <w:szCs w:val="20"/>
               </w:rPr>
               <w:t xml:space="preserve">y</w:t>
@@ -878,7 +882,7 @@
               <w:rPr>
                 <w:rFonts w:ascii="Avenir Next" w:hAnsi="Avenir Next" w:cs="Avenir Next" w:eastAsia="Avenir Next"/>
                 <w:color w:val="1A1A1A"/>
-                <w:sz w:val="20"/>
+                <w:sz w:val="22"/>
                 <w:szCs w:val="20"/>
               </w:rPr>
               <w:t xml:space="preserve">.</w:t>
@@ -933,45 +937,64 @@
                       <w:rFonts w:ascii="Avenir Next" w:hAnsi="Avenir Next" w:cs="Avenir Next" w:eastAsia="Avenir Next"/>
                       <w:b/>
                       <w:color w:val="003A70"/>
+                      <w:sz w:val="22"/>
+                      <w:szCs w:val="20"/>
+                    </w:rPr>
+                    <w:t xml:space="preserve">a.</w:t>
+                  </w:r>
+                  <w:r>
+                    <w:rPr>
+                      <w:rFonts w:ascii="Avenir Next" w:hAnsi="Avenir Next" w:cs="Avenir Next" w:eastAsia="Avenir Next"/>
+                      <w:color w:val="1A1A1A"/>
                       <w:sz w:val="20"/>
                       <w:szCs w:val="20"/>
                     </w:rPr>
-                    <w:t xml:space="preserve">a.</w:t>
-                  </w:r>
-                  <w:r>
-                    <w:rPr>
-                      <w:rFonts w:ascii="Avenir Next" w:hAnsi="Avenir Next" w:cs="Avenir Next" w:eastAsia="Avenir Next"/>
-                      <w:color w:val="1A1A1A"/>
-                      <w:sz w:val="20"/>
+                    <w:tab/>
+                  </w:r>
+                  <w:r>
+                    <w:rPr>
+                      <w:rFonts w:ascii="Avenir Next" w:hAnsi="Avenir Next" w:cs="Avenir Next" w:eastAsia="Avenir Next"/>
+                      <w:i/>
+                      <w:color w:val="1A1A1A"/>
+                      <w:sz w:val="22"/>
                       <w:szCs w:val="20"/>
                     </w:rPr>
-                    <w:tab/>
+                    <w:t xml:space="preserve">y</w:t>
+                  </w:r>
+                  <w:r>
+                    <w:rPr>
+                      <w:rFonts w:ascii="Avenir Next" w:hAnsi="Avenir Next" w:cs="Avenir Next" w:eastAsia="Avenir Next"/>
+                      <w:color w:val="1A1A1A"/>
+                      <w:sz w:val="22"/>
+                      <w:szCs w:val="20"/>
+                    </w:rPr>
+                    <w:t xml:space="preserve"> = 6</w:t>
                   </w:r>
                   <w:r>
                     <w:rPr>
                       <w:rFonts w:ascii="Avenir Next" w:hAnsi="Avenir Next" w:cs="Avenir Next" w:eastAsia="Avenir Next"/>
                       <w:i/>
                       <w:color w:val="1A1A1A"/>
-                      <w:sz w:val="20"/>
+                      <w:sz w:val="22"/>
                       <w:szCs w:val="20"/>
                     </w:rPr>
-                    <w:t xml:space="preserve">y</w:t>
-                  </w:r>
-                  <w:r>
-                    <w:rPr>
-                      <w:rFonts w:ascii="Avenir Next" w:hAnsi="Avenir Next" w:cs="Avenir Next" w:eastAsia="Avenir Next"/>
-                      <w:color w:val="1A1A1A"/>
-                      <w:sz w:val="20"/>
+                    <w:t xml:space="preserve">x</w:t>
+                  </w:r>
+                  <w:r>
+                    <w:rPr>
+                      <w:rFonts w:ascii="Avenir Next" w:hAnsi="Avenir Next" w:cs="Avenir Next" w:eastAsia="Avenir Next"/>
+                      <w:color w:val="1A1A1A"/>
+                      <w:sz w:val="22"/>
                       <w:szCs w:val="20"/>
                     </w:rPr>
-                    <w:t xml:space="preserve"> = 6</w:t>
+                    <w:t xml:space="preserve">;  </w:t>
                   </w:r>
                   <w:r>
                     <w:rPr>
                       <w:rFonts w:ascii="Avenir Next" w:hAnsi="Avenir Next" w:cs="Avenir Next" w:eastAsia="Avenir Next"/>
                       <w:i/>
                       <w:color w:val="1A1A1A"/>
-                      <w:sz w:val="20"/>
+                      <w:sz w:val="22"/>
                       <w:szCs w:val="20"/>
                     </w:rPr>
                     <w:t xml:space="preserve">x</w:t>
@@ -980,26 +1003,7 @@
                     <w:rPr>
                       <w:rFonts w:ascii="Avenir Next" w:hAnsi="Avenir Next" w:cs="Avenir Next" w:eastAsia="Avenir Next"/>
                       <w:color w:val="1A1A1A"/>
-                      <w:sz w:val="20"/>
-                      <w:szCs w:val="20"/>
-                    </w:rPr>
-                    <w:t xml:space="preserve">;  </w:t>
-                  </w:r>
-                  <w:r>
-                    <w:rPr>
-                      <w:rFonts w:ascii="Avenir Next" w:hAnsi="Avenir Next" w:cs="Avenir Next" w:eastAsia="Avenir Next"/>
-                      <w:i/>
-                      <w:color w:val="1A1A1A"/>
-                      <w:sz w:val="20"/>
-                      <w:szCs w:val="20"/>
-                    </w:rPr>
-                    <w:t xml:space="preserve">x</w:t>
-                  </w:r>
-                  <w:r>
-                    <w:rPr>
-                      <w:rFonts w:ascii="Avenir Next" w:hAnsi="Avenir Next" w:cs="Avenir Next" w:eastAsia="Avenir Next"/>
-                      <w:color w:val="1A1A1A"/>
-                      <w:sz w:val="20"/>
+                      <w:sz w:val="22"/>
                       <w:szCs w:val="20"/>
                     </w:rPr>
                     <w:t xml:space="preserve"> = 5</w:t>
@@ -1043,45 +1047,64 @@
                       <w:rFonts w:ascii="Avenir Next" w:hAnsi="Avenir Next" w:cs="Avenir Next" w:eastAsia="Avenir Next"/>
                       <w:b/>
                       <w:color w:val="003A70"/>
+                      <w:sz w:val="22"/>
+                      <w:szCs w:val="20"/>
+                    </w:rPr>
+                    <w:t xml:space="preserve">b.</w:t>
+                  </w:r>
+                  <w:r>
+                    <w:rPr>
+                      <w:rFonts w:ascii="Avenir Next" w:hAnsi="Avenir Next" w:cs="Avenir Next" w:eastAsia="Avenir Next"/>
+                      <w:color w:val="1A1A1A"/>
                       <w:sz w:val="20"/>
                       <w:szCs w:val="20"/>
                     </w:rPr>
-                    <w:t xml:space="preserve">b.</w:t>
-                  </w:r>
-                  <w:r>
-                    <w:rPr>
-                      <w:rFonts w:ascii="Avenir Next" w:hAnsi="Avenir Next" w:cs="Avenir Next" w:eastAsia="Avenir Next"/>
-                      <w:color w:val="1A1A1A"/>
-                      <w:sz w:val="20"/>
+                    <w:tab/>
+                  </w:r>
+                  <w:r>
+                    <w:rPr>
+                      <w:rFonts w:ascii="Avenir Next" w:hAnsi="Avenir Next" w:cs="Avenir Next" w:eastAsia="Avenir Next"/>
+                      <w:i/>
+                      <w:color w:val="1A1A1A"/>
+                      <w:sz w:val="22"/>
                       <w:szCs w:val="20"/>
                     </w:rPr>
-                    <w:tab/>
+                    <w:t xml:space="preserve">y</w:t>
+                  </w:r>
+                  <w:r>
+                    <w:rPr>
+                      <w:rFonts w:ascii="Avenir Next" w:hAnsi="Avenir Next" w:cs="Avenir Next" w:eastAsia="Avenir Next"/>
+                      <w:color w:val="1A1A1A"/>
+                      <w:sz w:val="22"/>
+                      <w:szCs w:val="20"/>
+                    </w:rPr>
+                    <w:t xml:space="preserve"> = 4</w:t>
                   </w:r>
                   <w:r>
                     <w:rPr>
                       <w:rFonts w:ascii="Avenir Next" w:hAnsi="Avenir Next" w:cs="Avenir Next" w:eastAsia="Avenir Next"/>
                       <w:i/>
                       <w:color w:val="1A1A1A"/>
-                      <w:sz w:val="20"/>
+                      <w:sz w:val="22"/>
                       <w:szCs w:val="20"/>
                     </w:rPr>
-                    <w:t xml:space="preserve">y</w:t>
-                  </w:r>
-                  <w:r>
-                    <w:rPr>
-                      <w:rFonts w:ascii="Avenir Next" w:hAnsi="Avenir Next" w:cs="Avenir Next" w:eastAsia="Avenir Next"/>
-                      <w:color w:val="1A1A1A"/>
-                      <w:sz w:val="20"/>
+                    <w:t xml:space="preserve">x</w:t>
+                  </w:r>
+                  <w:r>
+                    <w:rPr>
+                      <w:rFonts w:ascii="Avenir Next" w:hAnsi="Avenir Next" w:cs="Avenir Next" w:eastAsia="Avenir Next"/>
+                      <w:color w:val="1A1A1A"/>
+                      <w:sz w:val="22"/>
                       <w:szCs w:val="20"/>
                     </w:rPr>
-                    <w:t xml:space="preserve"> = 4</w:t>
+                    <w:t xml:space="preserve"> + 2;  </w:t>
                   </w:r>
                   <w:r>
                     <w:rPr>
                       <w:rFonts w:ascii="Avenir Next" w:hAnsi="Avenir Next" w:cs="Avenir Next" w:eastAsia="Avenir Next"/>
                       <w:i/>
                       <w:color w:val="1A1A1A"/>
-                      <w:sz w:val="20"/>
+                      <w:sz w:val="22"/>
                       <w:szCs w:val="20"/>
                     </w:rPr>
                     <w:t xml:space="preserve">x</w:t>
@@ -1090,26 +1113,7 @@
                     <w:rPr>
                       <w:rFonts w:ascii="Avenir Next" w:hAnsi="Avenir Next" w:cs="Avenir Next" w:eastAsia="Avenir Next"/>
                       <w:color w:val="1A1A1A"/>
-                      <w:sz w:val="20"/>
-                      <w:szCs w:val="20"/>
-                    </w:rPr>
-                    <w:t xml:space="preserve"> + 2;  </w:t>
-                  </w:r>
-                  <w:r>
-                    <w:rPr>
-                      <w:rFonts w:ascii="Avenir Next" w:hAnsi="Avenir Next" w:cs="Avenir Next" w:eastAsia="Avenir Next"/>
-                      <w:i/>
-                      <w:color w:val="1A1A1A"/>
-                      <w:sz w:val="20"/>
-                      <w:szCs w:val="20"/>
-                    </w:rPr>
-                    <w:t xml:space="preserve">x</w:t>
-                  </w:r>
-                  <w:r>
-                    <w:rPr>
-                      <w:rFonts w:ascii="Avenir Next" w:hAnsi="Avenir Next" w:cs="Avenir Next" w:eastAsia="Avenir Next"/>
-                      <w:color w:val="1A1A1A"/>
-                      <w:sz w:val="20"/>
+                      <w:sz w:val="22"/>
                       <w:szCs w:val="20"/>
                     </w:rPr>
                     <w:t xml:space="preserve"> = 3</w:t>
@@ -1159,45 +1163,64 @@
                       <w:rFonts w:ascii="Avenir Next" w:hAnsi="Avenir Next" w:cs="Avenir Next" w:eastAsia="Avenir Next"/>
                       <w:b/>
                       <w:color w:val="003A70"/>
+                      <w:sz w:val="22"/>
+                      <w:szCs w:val="20"/>
+                    </w:rPr>
+                    <w:t xml:space="preserve">c.</w:t>
+                  </w:r>
+                  <w:r>
+                    <w:rPr>
+                      <w:rFonts w:ascii="Avenir Next" w:hAnsi="Avenir Next" w:cs="Avenir Next" w:eastAsia="Avenir Next"/>
+                      <w:color w:val="1A1A1A"/>
                       <w:sz w:val="20"/>
                       <w:szCs w:val="20"/>
                     </w:rPr>
-                    <w:t xml:space="preserve">c.</w:t>
-                  </w:r>
-                  <w:r>
-                    <w:rPr>
-                      <w:rFonts w:ascii="Avenir Next" w:hAnsi="Avenir Next" w:cs="Avenir Next" w:eastAsia="Avenir Next"/>
-                      <w:color w:val="1A1A1A"/>
-                      <w:sz w:val="20"/>
+                    <w:tab/>
+                  </w:r>
+                  <w:r>
+                    <w:rPr>
+                      <w:rFonts w:ascii="Avenir Next" w:hAnsi="Avenir Next" w:cs="Avenir Next" w:eastAsia="Avenir Next"/>
+                      <w:i/>
+                      <w:color w:val="1A1A1A"/>
+                      <w:sz w:val="22"/>
                       <w:szCs w:val="20"/>
                     </w:rPr>
-                    <w:tab/>
+                    <w:t xml:space="preserve">y</w:t>
+                  </w:r>
+                  <w:r>
+                    <w:rPr>
+                      <w:rFonts w:ascii="Avenir Next" w:hAnsi="Avenir Next" w:cs="Avenir Next" w:eastAsia="Avenir Next"/>
+                      <w:color w:val="1A1A1A"/>
+                      <w:sz w:val="22"/>
+                      <w:szCs w:val="20"/>
+                    </w:rPr>
+                    <w:t xml:space="preserve"> = </w:t>
                   </w:r>
                   <w:r>
                     <w:rPr>
                       <w:rFonts w:ascii="Avenir Next" w:hAnsi="Avenir Next" w:cs="Avenir Next" w:eastAsia="Avenir Next"/>
                       <w:i/>
                       <w:color w:val="1A1A1A"/>
-                      <w:sz w:val="20"/>
+                      <w:sz w:val="22"/>
                       <w:szCs w:val="20"/>
                     </w:rPr>
-                    <w:t xml:space="preserve">y</w:t>
-                  </w:r>
-                  <w:r>
-                    <w:rPr>
-                      <w:rFonts w:ascii="Avenir Next" w:hAnsi="Avenir Next" w:cs="Avenir Next" w:eastAsia="Avenir Next"/>
-                      <w:color w:val="1A1A1A"/>
-                      <w:sz w:val="20"/>
+                    <w:t xml:space="preserve">x</w:t>
+                  </w:r>
+                  <w:r>
+                    <w:rPr>
+                      <w:rFonts w:ascii="Avenir Next" w:hAnsi="Avenir Next" w:cs="Avenir Next" w:eastAsia="Avenir Next"/>
+                      <w:color w:val="1A1A1A"/>
+                      <w:sz w:val="22"/>
                       <w:szCs w:val="20"/>
                     </w:rPr>
-                    <w:t xml:space="preserve"> = </w:t>
+                    <w:t xml:space="preserve"> + 9;  </w:t>
                   </w:r>
                   <w:r>
                     <w:rPr>
                       <w:rFonts w:ascii="Avenir Next" w:hAnsi="Avenir Next" w:cs="Avenir Next" w:eastAsia="Avenir Next"/>
                       <w:i/>
                       <w:color w:val="1A1A1A"/>
-                      <w:sz w:val="20"/>
+                      <w:sz w:val="22"/>
                       <w:szCs w:val="20"/>
                     </w:rPr>
                     <w:t xml:space="preserve">x</w:t>
@@ -1206,26 +1229,7 @@
                     <w:rPr>
                       <w:rFonts w:ascii="Avenir Next" w:hAnsi="Avenir Next" w:cs="Avenir Next" w:eastAsia="Avenir Next"/>
                       <w:color w:val="1A1A1A"/>
-                      <w:sz w:val="20"/>
-                      <w:szCs w:val="20"/>
-                    </w:rPr>
-                    <w:t xml:space="preserve"> + 9;  </w:t>
-                  </w:r>
-                  <w:r>
-                    <w:rPr>
-                      <w:rFonts w:ascii="Avenir Next" w:hAnsi="Avenir Next" w:cs="Avenir Next" w:eastAsia="Avenir Next"/>
-                      <w:i/>
-                      <w:color w:val="1A1A1A"/>
-                      <w:sz w:val="20"/>
-                      <w:szCs w:val="20"/>
-                    </w:rPr>
-                    <w:t xml:space="preserve">x</w:t>
-                  </w:r>
-                  <w:r>
-                    <w:rPr>
-                      <w:rFonts w:ascii="Avenir Next" w:hAnsi="Avenir Next" w:cs="Avenir Next" w:eastAsia="Avenir Next"/>
-                      <w:color w:val="1A1A1A"/>
-                      <w:sz w:val="20"/>
+                      <w:sz w:val="22"/>
                       <w:szCs w:val="20"/>
                     </w:rPr>
                     <w:t xml:space="preserve"> = 7</w:t>
@@ -1269,45 +1273,64 @@
                       <w:rFonts w:ascii="Avenir Next" w:hAnsi="Avenir Next" w:cs="Avenir Next" w:eastAsia="Avenir Next"/>
                       <w:b/>
                       <w:color w:val="003A70"/>
+                      <w:sz w:val="22"/>
+                      <w:szCs w:val="20"/>
+                    </w:rPr>
+                    <w:t xml:space="preserve">d.</w:t>
+                  </w:r>
+                  <w:r>
+                    <w:rPr>
+                      <w:rFonts w:ascii="Avenir Next" w:hAnsi="Avenir Next" w:cs="Avenir Next" w:eastAsia="Avenir Next"/>
+                      <w:color w:val="1A1A1A"/>
                       <w:sz w:val="20"/>
                       <w:szCs w:val="20"/>
                     </w:rPr>
-                    <w:t xml:space="preserve">d.</w:t>
-                  </w:r>
-                  <w:r>
-                    <w:rPr>
-                      <w:rFonts w:ascii="Avenir Next" w:hAnsi="Avenir Next" w:cs="Avenir Next" w:eastAsia="Avenir Next"/>
-                      <w:color w:val="1A1A1A"/>
-                      <w:sz w:val="20"/>
+                    <w:tab/>
+                  </w:r>
+                  <w:r>
+                    <w:rPr>
+                      <w:rFonts w:ascii="Avenir Next" w:hAnsi="Avenir Next" w:cs="Avenir Next" w:eastAsia="Avenir Next"/>
+                      <w:i/>
+                      <w:color w:val="1A1A1A"/>
+                      <w:sz w:val="22"/>
                       <w:szCs w:val="20"/>
                     </w:rPr>
-                    <w:tab/>
+                    <w:t xml:space="preserve">y</w:t>
+                  </w:r>
+                  <w:r>
+                    <w:rPr>
+                      <w:rFonts w:ascii="Avenir Next" w:hAnsi="Avenir Next" w:cs="Avenir Next" w:eastAsia="Avenir Next"/>
+                      <w:color w:val="1A1A1A"/>
+                      <w:sz w:val="22"/>
+                      <w:szCs w:val="20"/>
+                    </w:rPr>
+                    <w:t xml:space="preserve"> = 25</w:t>
                   </w:r>
                   <w:r>
                     <w:rPr>
                       <w:rFonts w:ascii="Avenir Next" w:hAnsi="Avenir Next" w:cs="Avenir Next" w:eastAsia="Avenir Next"/>
                       <w:i/>
                       <w:color w:val="1A1A1A"/>
-                      <w:sz w:val="20"/>
+                      <w:sz w:val="22"/>
                       <w:szCs w:val="20"/>
                     </w:rPr>
-                    <w:t xml:space="preserve">y</w:t>
-                  </w:r>
-                  <w:r>
-                    <w:rPr>
-                      <w:rFonts w:ascii="Avenir Next" w:hAnsi="Avenir Next" w:cs="Avenir Next" w:eastAsia="Avenir Next"/>
-                      <w:color w:val="1A1A1A"/>
-                      <w:sz w:val="20"/>
+                    <w:t xml:space="preserve">x</w:t>
+                  </w:r>
+                  <w:r>
+                    <w:rPr>
+                      <w:rFonts w:ascii="Avenir Next" w:hAnsi="Avenir Next" w:cs="Avenir Next" w:eastAsia="Avenir Next"/>
+                      <w:color w:val="1A1A1A"/>
+                      <w:sz w:val="22"/>
                       <w:szCs w:val="20"/>
                     </w:rPr>
-                    <w:t xml:space="preserve"> = 25</w:t>
+                    <w:t xml:space="preserve">;  </w:t>
                   </w:r>
                   <w:r>
                     <w:rPr>
                       <w:rFonts w:ascii="Avenir Next" w:hAnsi="Avenir Next" w:cs="Avenir Next" w:eastAsia="Avenir Next"/>
                       <w:i/>
                       <w:color w:val="1A1A1A"/>
-                      <w:sz w:val="20"/>
+                      <w:sz w:val="22"/>
                       <w:szCs w:val="20"/>
                     </w:rPr>
                     <w:t xml:space="preserve">x</w:t>
@@ -1316,26 +1339,7 @@
                     <w:rPr>
                       <w:rFonts w:ascii="Avenir Next" w:hAnsi="Avenir Next" w:cs="Avenir Next" w:eastAsia="Avenir Next"/>
                       <w:color w:val="1A1A1A"/>
-                      <w:sz w:val="20"/>
-                      <w:szCs w:val="20"/>
-                    </w:rPr>
-                    <w:t xml:space="preserve">;  </w:t>
-                  </w:r>
-                  <w:r>
-                    <w:rPr>
-                      <w:rFonts w:ascii="Avenir Next" w:hAnsi="Avenir Next" w:cs="Avenir Next" w:eastAsia="Avenir Next"/>
-                      <w:i/>
-                      <w:color w:val="1A1A1A"/>
-                      <w:sz w:val="20"/>
-                      <w:szCs w:val="20"/>
-                    </w:rPr>
-                    <w:t xml:space="preserve">x</w:t>
-                  </w:r>
-                  <w:r>
-                    <w:rPr>
-                      <w:rFonts w:ascii="Avenir Next" w:hAnsi="Avenir Next" w:cs="Avenir Next" w:eastAsia="Avenir Next"/>
-                      <w:color w:val="1A1A1A"/>
-                      <w:sz w:val="20"/>
+                      <w:sz w:val="22"/>
                       <w:szCs w:val="20"/>
                     </w:rPr>
                     <w:t xml:space="preserve"> = 4</w:t>
@@ -1365,7 +1369,7 @@
           </w:tbl>
           <w:p>
             <w:pPr>
-              <w:spacing w:before="0" w:after="0" w:line="24" w:lineRule="auto"/>
+              <w:spacing w:before="0" w:after="0" w:line="50" w:lineRule="exact"/>
             </w:pPr>
           </w:p>
         </w:tc>
@@ -1373,12 +1377,12 @@
     </w:tbl>
     <w:p>
       <w:pPr>
-        <w:spacing w:before="0" w:after="0" w:line="20" w:lineRule="exact"/>
+        <w:spacing w:before="0" w:after="0" w:line="50" w:lineRule="exact"/>
       </w:pPr>
     </w:p>
     <w:p>
       <w:pPr>
-        <w:spacing w:before="0" w:after="0" w:line="20" w:lineRule="exact"/>
+        <w:spacing w:before="0" w:after="0" w:line="50" w:lineRule="exact"/>
       </w:pPr>
     </w:p>
     <w:tbl>
@@ -1428,18 +1432,18 @@
                 <w:rFonts w:ascii="Avenir Next" w:hAnsi="Avenir Next" w:cs="Avenir Next" w:eastAsia="Avenir Next"/>
                 <w:b/>
                 <w:color w:val="1A1A1A"/>
+                <w:sz w:val="22"/>
+                <w:szCs w:val="20"/>
+              </w:rPr>
+              <w:t xml:space="preserve">2.</w:t>
+            </w:r>
+            <w:r>
+              <w:rPr>
+                <w:rFonts w:ascii="Avenir Next" w:hAnsi="Avenir Next" w:cs="Avenir Next" w:eastAsia="Avenir Next"/>
+                <w:color w:val="1A1A1A"/>
                 <w:sz w:val="20"/>
                 <w:szCs w:val="20"/>
               </w:rPr>
-              <w:t xml:space="preserve">2.</w:t>
-            </w:r>
-            <w:r>
-              <w:rPr>
-                <w:rFonts w:ascii="Avenir Next" w:hAnsi="Avenir Next" w:cs="Avenir Next" w:eastAsia="Avenir Next"/>
-                <w:color w:val="1A1A1A"/>
-                <w:sz w:val="20"/>
-                <w:szCs w:val="20"/>
-              </w:rPr>
               <w:tab/>
             </w:r>
             <w:r>
@@ -1447,7 +1451,7 @@
                 <w:rFonts w:ascii="Avenir Next" w:hAnsi="Avenir Next" w:cs="Avenir Next" w:eastAsia="Avenir Next"/>
                 <w:b/>
                 <w:color w:val="1A1A1A"/>
-                <w:sz w:val="20"/>
+                <w:sz w:val="22"/>
                 <w:szCs w:val="20"/>
               </w:rPr>
               <w:t xml:space="preserve">Reading Marathon.  </w:t>
@@ -1456,7 +1460,7 @@
               <w:rPr>
                 <w:rFonts w:ascii="Avenir Next" w:hAnsi="Avenir Next" w:cs="Avenir Next" w:eastAsia="Avenir Next"/>
                 <w:color w:val="1A1A1A"/>
-                <w:sz w:val="20"/>
+                <w:sz w:val="22"/>
                 <w:szCs w:val="20"/>
               </w:rPr>
               <w:t xml:space="preserve">Malik reads 30 pages each hour. Complete the table. Then find the pages for 8 hours.</w:t>
@@ -1473,7 +1477,7 @@
                 <w:rFonts w:ascii="Avenir Next" w:hAnsi="Avenir Next" w:cs="Avenir Next" w:eastAsia="Avenir Next"/>
                 <w:b/>
                 <w:color w:val="003A70"/>
-                <w:sz w:val="17"/>
+                <w:sz w:val="22"/>
                 <w:szCs w:val="17"/>
               </w:rPr>
               <w:t xml:space="preserve">Hint  </w:t>
@@ -1483,7 +1487,7 @@
                 <w:rFonts w:ascii="Avenir Next" w:hAnsi="Avenir Next" w:cs="Avenir Next" w:eastAsia="Avenir Next"/>
                 <w:i/>
                 <w:color w:val="5A5F66"/>
-                <w:sz w:val="17"/>
+                <w:sz w:val="22"/>
                 <w:szCs w:val="17"/>
               </w:rPr>
               <w:t xml:space="preserve">Multiply each input by 30.</w:t>
@@ -1539,7 +1543,7 @@
                       <w:rFonts w:ascii="Avenir Next" w:hAnsi="Avenir Next" w:cs="Avenir Next" w:eastAsia="Avenir Next"/>
                       <w:b/>
                       <w:color w:val="1A1A1A"/>
-                      <w:sz w:val="19"/>
+                      <w:sz w:val="22"/>
                       <w:szCs w:val="19"/>
                     </w:rPr>
                     <w:t xml:space="preserve">Hours (</w:t>
@@ -1550,7 +1554,7 @@
                       <w:b/>
                       <w:i/>
                       <w:color w:val="1A1A1A"/>
-                      <w:sz w:val="19"/>
+                      <w:sz w:val="22"/>
                       <w:szCs w:val="19"/>
                     </w:rPr>
                     <w:t xml:space="preserve">x</w:t>
@@ -1560,7 +1564,7 @@
                       <w:rFonts w:ascii="Avenir Next" w:hAnsi="Avenir Next" w:cs="Avenir Next" w:eastAsia="Avenir Next"/>
                       <w:b/>
                       <w:color w:val="1A1A1A"/>
-                      <w:sz w:val="19"/>
+                      <w:sz w:val="22"/>
                       <w:szCs w:val="19"/>
                     </w:rPr>
                     <w:t xml:space="preserve">)</w:t>
@@ -1581,7 +1585,7 @@
                     <w:rPr>
                       <w:rFonts w:ascii="Avenir Next" w:hAnsi="Avenir Next" w:cs="Avenir Next" w:eastAsia="Avenir Next"/>
                       <w:color w:val="1A1A1A"/>
-                      <w:sz w:val="19"/>
+                      <w:sz w:val="22"/>
                       <w:szCs w:val="19"/>
                     </w:rPr>
                     <w:t xml:space="preserve">1</w:t>
@@ -1602,7 +1606,7 @@
                     <w:rPr>
                       <w:rFonts w:ascii="Avenir Next" w:hAnsi="Avenir Next" w:cs="Avenir Next" w:eastAsia="Avenir Next"/>
                       <w:color w:val="1A1A1A"/>
-                      <w:sz w:val="19"/>
+                      <w:sz w:val="22"/>
                       <w:szCs w:val="19"/>
                     </w:rPr>
                     <w:t xml:space="preserve">2</w:t>
@@ -1623,7 +1627,7 @@
                     <w:rPr>
                       <w:rFonts w:ascii="Avenir Next" w:hAnsi="Avenir Next" w:cs="Avenir Next" w:eastAsia="Avenir Next"/>
                       <w:color w:val="1A1A1A"/>
-                      <w:sz w:val="19"/>
+                      <w:sz w:val="22"/>
                       <w:szCs w:val="19"/>
                     </w:rPr>
                     <w:t xml:space="preserve">3</w:t>
@@ -1644,7 +1648,7 @@
                     <w:rPr>
                       <w:rFonts w:ascii="Avenir Next" w:hAnsi="Avenir Next" w:cs="Avenir Next" w:eastAsia="Avenir Next"/>
                       <w:color w:val="1A1A1A"/>
-                      <w:sz w:val="19"/>
+                      <w:sz w:val="22"/>
                       <w:szCs w:val="19"/>
                     </w:rPr>
                     <w:t xml:space="preserve">5</w:t>
@@ -1673,7 +1677,7 @@
                       <w:rFonts w:ascii="Avenir Next" w:hAnsi="Avenir Next" w:cs="Avenir Next" w:eastAsia="Avenir Next"/>
                       <w:b/>
                       <w:color w:val="1A1A1A"/>
-                      <w:sz w:val="19"/>
+                      <w:sz w:val="22"/>
                       <w:szCs w:val="19"/>
                     </w:rPr>
                     <w:t xml:space="preserve">Pages (</w:t>
@@ -1684,7 +1688,7 @@
                       <w:b/>
                       <w:i/>
                       <w:color w:val="1A1A1A"/>
-                      <w:sz w:val="19"/>
+                      <w:sz w:val="22"/>
                       <w:szCs w:val="19"/>
                     </w:rPr>
                     <w:t xml:space="preserve">y</w:t>
@@ -1694,7 +1698,7 @@
                       <w:rFonts w:ascii="Avenir Next" w:hAnsi="Avenir Next" w:cs="Avenir Next" w:eastAsia="Avenir Next"/>
                       <w:b/>
                       <w:color w:val="1A1A1A"/>
-                      <w:sz w:val="19"/>
+                      <w:sz w:val="22"/>
                       <w:szCs w:val="19"/>
                     </w:rPr>
                     <w:t xml:space="preserve">)</w:t>
@@ -1708,7 +1712,7 @@
                 </w:tcPr>
                 <w:p>
                   <w:pPr>
-                    <w:spacing w:before="0" w:after="0" w:line="240" w:lineRule="auto"/>
+                    <w:spacing w:before="0" w:after="0" w:line="50" w:lineRule="exact"/>
                   </w:pPr>
                 </w:p>
               </w:tc>
@@ -1719,7 +1723,7 @@
                 </w:tcPr>
                 <w:p>
                   <w:pPr>
-                    <w:spacing w:before="0" w:after="0" w:line="240" w:lineRule="auto"/>
+                    <w:spacing w:before="0" w:after="0" w:line="50" w:lineRule="exact"/>
                   </w:pPr>
                 </w:p>
               </w:tc>
@@ -1730,7 +1734,7 @@
                 </w:tcPr>
                 <w:p>
                   <w:pPr>
-                    <w:spacing w:before="0" w:after="0" w:line="240" w:lineRule="auto"/>
+                    <w:spacing w:before="0" w:after="0" w:line="50" w:lineRule="exact"/>
                   </w:pPr>
                 </w:p>
               </w:tc>
@@ -1741,7 +1745,7 @@
                 </w:tcPr>
                 <w:p>
                   <w:pPr>
-                    <w:spacing w:before="0" w:after="0" w:line="240" w:lineRule="auto"/>
+                    <w:spacing w:before="0" w:after="0" w:line="50" w:lineRule="exact"/>
                   </w:pPr>
                 </w:p>
               </w:tc>
@@ -1760,25 +1764,25 @@
                 <w:rFonts w:ascii="Avenir Next" w:hAnsi="Avenir Next" w:cs="Avenir Next" w:eastAsia="Avenir Next"/>
                 <w:b/>
                 <w:color w:val="1A1A1A"/>
+                <w:sz w:val="22"/>
+                <w:szCs w:val="18"/>
+              </w:rPr>
+              <w:t xml:space="preserve">Answer</w:t>
+            </w:r>
+            <w:r>
+              <w:rPr>
+                <w:rFonts w:ascii="Avenir Next" w:hAnsi="Avenir Next" w:cs="Avenir Next" w:eastAsia="Avenir Next"/>
+                <w:color w:val="1A1A1A"/>
                 <w:sz w:val="18"/>
                 <w:szCs w:val="18"/>
               </w:rPr>
-              <w:t xml:space="preserve">Answer</w:t>
-            </w:r>
-            <w:r>
-              <w:rPr>
-                <w:rFonts w:ascii="Avenir Next" w:hAnsi="Avenir Next" w:cs="Avenir Next" w:eastAsia="Avenir Next"/>
-                <w:color w:val="1A1A1A"/>
-                <w:sz w:val="18"/>
-                <w:szCs w:val="18"/>
-              </w:rPr>
               <w:tab/>
             </w:r>
             <w:r>
               <w:rPr>
                 <w:rFonts w:ascii="Avenir Next" w:hAnsi="Avenir Next" w:cs="Avenir Next" w:eastAsia="Avenir Next"/>
                 <w:color w:val="1A1A1A"/>
-                <w:sz w:val="18"/>
+                <w:sz w:val="22"/>
                 <w:szCs w:val="18"/>
               </w:rPr>
               <w:t xml:space="preserve">  pages</w:t>
@@ -1789,12 +1793,12 @@
     </w:tbl>
     <w:p>
       <w:pPr>
-        <w:spacing w:before="0" w:after="0" w:line="20" w:lineRule="exact"/>
+        <w:spacing w:before="0" w:after="0" w:line="50" w:lineRule="exact"/>
       </w:pPr>
     </w:p>
     <w:p>
       <w:pPr>
-        <w:spacing w:before="0" w:after="0" w:line="20" w:lineRule="exact"/>
+        <w:spacing w:before="0" w:after="0" w:line="50" w:lineRule="exact"/>
       </w:pPr>
     </w:p>
     <w:tbl>
@@ -1844,18 +1848,18 @@
                 <w:rFonts w:ascii="Avenir Next" w:hAnsi="Avenir Next" w:cs="Avenir Next" w:eastAsia="Avenir Next"/>
                 <w:b/>
                 <w:color w:val="1A1A1A"/>
+                <w:sz w:val="22"/>
+                <w:szCs w:val="20"/>
+              </w:rPr>
+              <w:t xml:space="preserve">3.</w:t>
+            </w:r>
+            <w:r>
+              <w:rPr>
+                <w:rFonts w:ascii="Avenir Next" w:hAnsi="Avenir Next" w:cs="Avenir Next" w:eastAsia="Avenir Next"/>
+                <w:color w:val="1A1A1A"/>
                 <w:sz w:val="20"/>
                 <w:szCs w:val="20"/>
               </w:rPr>
-              <w:t xml:space="preserve">3.</w:t>
-            </w:r>
-            <w:r>
-              <w:rPr>
-                <w:rFonts w:ascii="Avenir Next" w:hAnsi="Avenir Next" w:cs="Avenir Next" w:eastAsia="Avenir Next"/>
-                <w:color w:val="1A1A1A"/>
-                <w:sz w:val="20"/>
-                <w:szCs w:val="20"/>
-              </w:rPr>
               <w:tab/>
             </w:r>
             <w:r>
@@ -1863,7 +1867,7 @@
                 <w:rFonts w:ascii="Avenir Next" w:hAnsi="Avenir Next" w:cs="Avenir Next" w:eastAsia="Avenir Next"/>
                 <w:b/>
                 <w:color w:val="1A1A1A"/>
-                <w:sz w:val="20"/>
+                <w:sz w:val="22"/>
                 <w:szCs w:val="20"/>
               </w:rPr>
               <w:t xml:space="preserve">Juice Crates.  </w:t>
@@ -1872,7 +1876,7 @@
               <w:rPr>
                 <w:rFonts w:ascii="Avenir Next" w:hAnsi="Avenir Next" w:cs="Avenir Next" w:eastAsia="Avenir Next"/>
                 <w:color w:val="1A1A1A"/>
-                <w:sz w:val="20"/>
+                <w:sz w:val="22"/>
                 <w:szCs w:val="20"/>
               </w:rPr>
               <w:t xml:space="preserve">A cafeteria stacks 18 juice cartons in every crate. Complete the table. Which variable goes on the vertical axis?</w:t>
@@ -1927,7 +1931,7 @@
                       <w:rFonts w:ascii="Avenir Next" w:hAnsi="Avenir Next" w:cs="Avenir Next" w:eastAsia="Avenir Next"/>
                       <w:b/>
                       <w:color w:val="1A1A1A"/>
-                      <w:sz w:val="19"/>
+                      <w:sz w:val="22"/>
                       <w:szCs w:val="19"/>
                     </w:rPr>
                     <w:t xml:space="preserve">Crates (</w:t>
@@ -1938,7 +1942,7 @@
                       <w:b/>
                       <w:i/>
                       <w:color w:val="1A1A1A"/>
-                      <w:sz w:val="19"/>
+                      <w:sz w:val="22"/>
                       <w:szCs w:val="19"/>
                     </w:rPr>
                     <w:t xml:space="preserve">x</w:t>
@@ -1948,7 +1952,7 @@
                       <w:rFonts w:ascii="Avenir Next" w:hAnsi="Avenir Next" w:cs="Avenir Next" w:eastAsia="Avenir Next"/>
                       <w:b/>
                       <w:color w:val="1A1A1A"/>
-                      <w:sz w:val="19"/>
+                      <w:sz w:val="22"/>
                       <w:szCs w:val="19"/>
                     </w:rPr>
                     <w:t xml:space="preserve">)</w:t>
@@ -1969,7 +1973,7 @@
                     <w:rPr>
                       <w:rFonts w:ascii="Avenir Next" w:hAnsi="Avenir Next" w:cs="Avenir Next" w:eastAsia="Avenir Next"/>
                       <w:color w:val="1A1A1A"/>
-                      <w:sz w:val="19"/>
+                      <w:sz w:val="22"/>
                       <w:szCs w:val="19"/>
                     </w:rPr>
                     <w:t xml:space="preserve">2</w:t>
@@ -1990,7 +1994,7 @@
                     <w:rPr>
                       <w:rFonts w:ascii="Avenir Next" w:hAnsi="Avenir Next" w:cs="Avenir Next" w:eastAsia="Avenir Next"/>
                       <w:color w:val="1A1A1A"/>
-                      <w:sz w:val="19"/>
+                      <w:sz w:val="22"/>
                       <w:szCs w:val="19"/>
                     </w:rPr>
                     <w:t xml:space="preserve">3</w:t>
@@ -2011,7 +2015,7 @@
                     <w:rPr>
                       <w:rFonts w:ascii="Avenir Next" w:hAnsi="Avenir Next" w:cs="Avenir Next" w:eastAsia="Avenir Next"/>
                       <w:color w:val="1A1A1A"/>
-                      <w:sz w:val="19"/>
+                      <w:sz w:val="22"/>
                       <w:szCs w:val="19"/>
                     </w:rPr>
                     <w:t xml:space="preserve">5</w:t>
@@ -2040,7 +2044,7 @@
                       <w:rFonts w:ascii="Avenir Next" w:hAnsi="Avenir Next" w:cs="Avenir Next" w:eastAsia="Avenir Next"/>
                       <w:b/>
                       <w:color w:val="1A1A1A"/>
-                      <w:sz w:val="19"/>
+                      <w:sz w:val="22"/>
                       <w:szCs w:val="19"/>
                     </w:rPr>
                     <w:t xml:space="preserve">Cartons (</w:t>
@@ -2051,7 +2055,7 @@
                       <w:b/>
                       <w:i/>
                       <w:color w:val="1A1A1A"/>
-                      <w:sz w:val="19"/>
+                      <w:sz w:val="22"/>
                       <w:szCs w:val="19"/>
                     </w:rPr>
                     <w:t xml:space="preserve">y</w:t>
@@ -2061,7 +2065,7 @@
                       <w:rFonts w:ascii="Avenir Next" w:hAnsi="Avenir Next" w:cs="Avenir Next" w:eastAsia="Avenir Next"/>
                       <w:b/>
                       <w:color w:val="1A1A1A"/>
-                      <w:sz w:val="19"/>
+                      <w:sz w:val="22"/>
                       <w:szCs w:val="19"/>
                     </w:rPr>
                     <w:t xml:space="preserve">)</w:t>
@@ -2075,7 +2079,7 @@
                 </w:tcPr>
                 <w:p>
                   <w:pPr>
-                    <w:spacing w:before="0" w:after="0" w:line="240" w:lineRule="auto"/>
+                    <w:spacing w:before="0" w:after="0" w:line="50" w:lineRule="exact"/>
                   </w:pPr>
                 </w:p>
               </w:tc>
@@ -2086,7 +2090,7 @@
                 </w:tcPr>
                 <w:p>
                   <w:pPr>
-                    <w:spacing w:before="0" w:after="0" w:line="240" w:lineRule="auto"/>
+                    <w:spacing w:before="0" w:after="0" w:line="50" w:lineRule="exact"/>
                   </w:pPr>
                 </w:p>
               </w:tc>
@@ -2097,7 +2101,7 @@
                 </w:tcPr>
                 <w:p>
                   <w:pPr>
-                    <w:spacing w:before="0" w:after="0" w:line="240" w:lineRule="auto"/>
+                    <w:spacing w:before="0" w:after="0" w:line="50" w:lineRule="exact"/>
                   </w:pPr>
                 </w:p>
               </w:tc>
@@ -2116,7 +2120,7 @@
                 <w:rFonts w:ascii="Avenir Next" w:hAnsi="Avenir Next" w:cs="Avenir Next" w:eastAsia="Avenir Next"/>
                 <w:b/>
                 <w:color w:val="1A1A1A"/>
-                <w:sz w:val="18"/>
+                <w:sz w:val="22"/>
                 <w:szCs w:val="18"/>
               </w:rPr>
               <w:t xml:space="preserve">Vertical axis</w:t>
@@ -2136,12 +2140,12 @@
     </w:tbl>
     <w:p>
       <w:pPr>
-        <w:spacing w:before="0" w:after="0" w:line="20" w:lineRule="exact"/>
+        <w:spacing w:before="0" w:after="0" w:line="50" w:lineRule="exact"/>
       </w:pPr>
     </w:p>
     <w:p>
       <w:pPr>
-        <w:spacing w:before="0" w:after="0" w:line="20" w:lineRule="exact"/>
+        <w:spacing w:before="0" w:after="0" w:line="50" w:lineRule="exact"/>
       </w:pPr>
     </w:p>
     <w:tbl>
@@ -2192,18 +2196,18 @@
                 <w:rFonts w:ascii="Avenir Next" w:hAnsi="Avenir Next" w:cs="Avenir Next" w:eastAsia="Avenir Next"/>
                 <w:b/>
                 <w:color w:val="1A1A1A"/>
+                <w:sz w:val="22"/>
+                <w:szCs w:val="20"/>
+              </w:rPr>
+              <w:t xml:space="preserve">4.</w:t>
+            </w:r>
+            <w:r>
+              <w:rPr>
+                <w:rFonts w:ascii="Avenir Next" w:hAnsi="Avenir Next" w:cs="Avenir Next" w:eastAsia="Avenir Next"/>
+                <w:color w:val="1A1A1A"/>
                 <w:sz w:val="20"/>
                 <w:szCs w:val="20"/>
               </w:rPr>
-              <w:t xml:space="preserve">4.</w:t>
-            </w:r>
-            <w:r>
-              <w:rPr>
-                <w:rFonts w:ascii="Avenir Next" w:hAnsi="Avenir Next" w:cs="Avenir Next" w:eastAsia="Avenir Next"/>
-                <w:color w:val="1A1A1A"/>
-                <w:sz w:val="20"/>
-                <w:szCs w:val="20"/>
-              </w:rPr>
               <w:tab/>
             </w:r>
             <w:r>
@@ -2211,7 +2215,7 @@
                 <w:rFonts w:ascii="Avenir Next" w:hAnsi="Avenir Next" w:cs="Avenir Next" w:eastAsia="Avenir Next"/>
                 <w:b/>
                 <w:color w:val="1A1A1A"/>
-                <w:sz w:val="20"/>
+                <w:sz w:val="22"/>
                 <w:szCs w:val="20"/>
               </w:rPr>
               <w:t xml:space="preserve">Late Books.  </w:t>
@@ -2220,7 +2224,7 @@
               <w:rPr>
                 <w:rFonts w:ascii="Avenir Next" w:hAnsi="Avenir Next" w:cs="Avenir Next" w:eastAsia="Avenir Next"/>
                 <w:color w:val="1A1A1A"/>
-                <w:sz w:val="20"/>
+                <w:sz w:val="22"/>
                 <w:szCs w:val="20"/>
               </w:rPr>
               <w:t xml:space="preserve">A library charges 25 cents for each day a book is late. What is the fine for a book that is 6 days late?</w:t>
@@ -2237,7 +2241,7 @@
                 <w:rFonts w:ascii="Avenir Next" w:hAnsi="Avenir Next" w:cs="Avenir Next" w:eastAsia="Avenir Next"/>
                 <w:b/>
                 <w:color w:val="003A70"/>
-                <w:sz w:val="17"/>
+                <w:sz w:val="22"/>
                 <w:szCs w:val="17"/>
               </w:rPr>
               <w:t xml:space="preserve">Hint  </w:t>
@@ -2247,7 +2251,7 @@
                 <w:rFonts w:ascii="Avenir Next" w:hAnsi="Avenir Next" w:cs="Avenir Next" w:eastAsia="Avenir Next"/>
                 <w:i/>
                 <w:color w:val="5A5F66"/>
-                <w:sz w:val="17"/>
+                <w:sz w:val="22"/>
                 <w:szCs w:val="17"/>
               </w:rPr>
               <w:t xml:space="preserve">Multiply each number of days by 25.</w:t>
@@ -2255,7 +2259,7 @@
           </w:p>
           <w:p>
             <w:pPr>
-              <w:spacing w:before="0" w:after="0" w:line="60" w:lineRule="auto"/>
+              <w:spacing w:before="0" w:after="0" w:line="50" w:lineRule="exact"/>
             </w:pPr>
           </w:p>
           <w:tbl>
@@ -2324,25 +2328,25 @@
                 <w:rFonts w:ascii="Avenir Next" w:hAnsi="Avenir Next" w:cs="Avenir Next" w:eastAsia="Avenir Next"/>
                 <w:b/>
                 <w:color w:val="1A1A1A"/>
+                <w:sz w:val="22"/>
+                <w:szCs w:val="18"/>
+              </w:rPr>
+              <w:t xml:space="preserve">Answer</w:t>
+            </w:r>
+            <w:r>
+              <w:rPr>
+                <w:rFonts w:ascii="Avenir Next" w:hAnsi="Avenir Next" w:cs="Avenir Next" w:eastAsia="Avenir Next"/>
+                <w:color w:val="1A1A1A"/>
                 <w:sz w:val="18"/>
                 <w:szCs w:val="18"/>
               </w:rPr>
-              <w:t xml:space="preserve">Answer</w:t>
-            </w:r>
-            <w:r>
-              <w:rPr>
-                <w:rFonts w:ascii="Avenir Next" w:hAnsi="Avenir Next" w:cs="Avenir Next" w:eastAsia="Avenir Next"/>
-                <w:color w:val="1A1A1A"/>
-                <w:sz w:val="18"/>
-                <w:szCs w:val="18"/>
-              </w:rPr>
               <w:tab/>
             </w:r>
             <w:r>
               <w:rPr>
                 <w:rFonts w:ascii="Avenir Next" w:hAnsi="Avenir Next" w:cs="Avenir Next" w:eastAsia="Avenir Next"/>
                 <w:color w:val="1A1A1A"/>
-                <w:sz w:val="18"/>
+                <w:sz w:val="22"/>
                 <w:szCs w:val="18"/>
               </w:rPr>
               <w:t xml:space="preserve">  cents</w:t>
@@ -2368,18 +2372,18 @@
                 <w:rFonts w:ascii="Avenir Next" w:hAnsi="Avenir Next" w:cs="Avenir Next" w:eastAsia="Avenir Next"/>
                 <w:b/>
                 <w:color w:val="1A1A1A"/>
+                <w:sz w:val="22"/>
+                <w:szCs w:val="20"/>
+              </w:rPr>
+              <w:t xml:space="preserve">5.</w:t>
+            </w:r>
+            <w:r>
+              <w:rPr>
+                <w:rFonts w:ascii="Avenir Next" w:hAnsi="Avenir Next" w:cs="Avenir Next" w:eastAsia="Avenir Next"/>
+                <w:color w:val="1A1A1A"/>
                 <w:sz w:val="20"/>
                 <w:szCs w:val="20"/>
               </w:rPr>
-              <w:t xml:space="preserve">5.</w:t>
-            </w:r>
-            <w:r>
-              <w:rPr>
-                <w:rFonts w:ascii="Avenir Next" w:hAnsi="Avenir Next" w:cs="Avenir Next" w:eastAsia="Avenir Next"/>
-                <w:color w:val="1A1A1A"/>
-                <w:sz w:val="20"/>
-                <w:szCs w:val="20"/>
-              </w:rPr>
               <w:tab/>
             </w:r>
             <w:r>
@@ -2387,7 +2391,7 @@
                 <w:rFonts w:ascii="Avenir Next" w:hAnsi="Avenir Next" w:cs="Avenir Next" w:eastAsia="Avenir Next"/>
                 <w:b/>
                 <w:color w:val="1A1A1A"/>
-                <w:sz w:val="20"/>
+                <w:sz w:val="22"/>
                 <w:szCs w:val="20"/>
               </w:rPr>
               <w:t xml:space="preserve">Ferry Crossings.  </w:t>
@@ -2396,7 +2400,7 @@
               <w:rPr>
                 <w:rFonts w:ascii="Avenir Next" w:hAnsi="Avenir Next" w:cs="Avenir Next" w:eastAsia="Avenir Next"/>
                 <w:color w:val="1A1A1A"/>
-                <w:sz w:val="20"/>
+                <w:sz w:val="22"/>
                 <w:szCs w:val="20"/>
               </w:rPr>
               <w:t xml:space="preserve">A ferry carries 45 cars on each crossing. Kofi makes a table with cars in column 1 and crossings in column 2. Is that set up the right way?</w:t>
@@ -2413,7 +2417,7 @@
                 <w:rFonts w:ascii="Avenir Next" w:hAnsi="Avenir Next" w:cs="Avenir Next" w:eastAsia="Avenir Next"/>
                 <w:b/>
                 <w:color w:val="003A70"/>
-                <w:sz w:val="17"/>
+                <w:sz w:val="22"/>
                 <w:szCs w:val="17"/>
               </w:rPr>
               <w:t xml:space="preserve">Hint  </w:t>
@@ -2423,7 +2427,7 @@
                 <w:rFonts w:ascii="Avenir Next" w:hAnsi="Avenir Next" w:cs="Avenir Next" w:eastAsia="Avenir Next"/>
                 <w:i/>
                 <w:color w:val="5A5F66"/>
-                <w:sz w:val="17"/>
+                <w:sz w:val="22"/>
                 <w:szCs w:val="17"/>
               </w:rPr>
               <w:t xml:space="preserve">Which quantity depends on the other?</w:t>
@@ -2431,7 +2435,7 @@
           </w:p>
           <w:p>
             <w:pPr>
-              <w:spacing w:before="0" w:after="0" w:line="60" w:lineRule="auto"/>
+              <w:spacing w:before="0" w:after="0" w:line="50" w:lineRule="exact"/>
             </w:pPr>
           </w:p>
           <w:tbl>
@@ -2500,7 +2504,7 @@
                 <w:rFonts w:ascii="Avenir Next" w:hAnsi="Avenir Next" w:cs="Avenir Next" w:eastAsia="Avenir Next"/>
                 <w:b/>
                 <w:color w:val="1A1A1A"/>
-                <w:sz w:val="18"/>
+                <w:sz w:val="22"/>
                 <w:szCs w:val="18"/>
               </w:rPr>
               <w:t xml:space="preserve">Right?</w:t>
@@ -2520,12 +2524,12 @@
     </w:tbl>
     <w:p>
       <w:pPr>
-        <w:spacing w:before="0" w:after="0" w:line="20" w:lineRule="exact"/>
+        <w:spacing w:before="0" w:after="0" w:line="50" w:lineRule="exact"/>
       </w:pPr>
     </w:p>
     <w:p>
       <w:pPr>
-        <w:spacing w:before="0" w:after="0" w:line="20" w:lineRule="exact"/>
+        <w:spacing w:before="0" w:after="0" w:line="50" w:lineRule="exact"/>
       </w:pPr>
     </w:p>
     <w:tbl>
@@ -2575,18 +2579,18 @@
                 <w:rFonts w:ascii="Avenir Next" w:hAnsi="Avenir Next" w:cs="Avenir Next" w:eastAsia="Avenir Next"/>
                 <w:b/>
                 <w:color w:val="1A1A1A"/>
+                <w:sz w:val="22"/>
+                <w:szCs w:val="20"/>
+              </w:rPr>
+              <w:t xml:space="preserve">6.</w:t>
+            </w:r>
+            <w:r>
+              <w:rPr>
+                <w:rFonts w:ascii="Avenir Next" w:hAnsi="Avenir Next" w:cs="Avenir Next" w:eastAsia="Avenir Next"/>
+                <w:color w:val="1A1A1A"/>
                 <w:sz w:val="20"/>
                 <w:szCs w:val="20"/>
               </w:rPr>
-              <w:t xml:space="preserve">6.</w:t>
-            </w:r>
-            <w:r>
-              <w:rPr>
-                <w:rFonts w:ascii="Avenir Next" w:hAnsi="Avenir Next" w:cs="Avenir Next" w:eastAsia="Avenir Next"/>
-                <w:color w:val="1A1A1A"/>
-                <w:sz w:val="20"/>
-                <w:szCs w:val="20"/>
-              </w:rPr>
               <w:tab/>
             </w:r>
             <w:r>
@@ -2594,7 +2598,7 @@
                 <w:rFonts w:ascii="Avenir Next" w:hAnsi="Avenir Next" w:cs="Avenir Next" w:eastAsia="Avenir Next"/>
                 <w:b/>
                 <w:color w:val="1A1A1A"/>
-                <w:sz w:val="20"/>
+                <w:sz w:val="22"/>
                 <w:szCs w:val="20"/>
               </w:rPr>
               <w:t xml:space="preserve">With a Fee.  </w:t>
@@ -2603,7 +2607,7 @@
               <w:rPr>
                 <w:rFonts w:ascii="Avenir Next" w:hAnsi="Avenir Next" w:cs="Avenir Next" w:eastAsia="Avenir Next"/>
                 <w:color w:val="1A1A1A"/>
-                <w:sz w:val="20"/>
+                <w:sz w:val="22"/>
                 <w:szCs w:val="20"/>
               </w:rPr>
               <w:t xml:space="preserve">A rental costs $5 plus $3 for each hour. Complete the table. Then find the cost for 6 hours.</w:t>
@@ -2620,7 +2624,7 @@
                 <w:rFonts w:ascii="Avenir Next" w:hAnsi="Avenir Next" w:cs="Avenir Next" w:eastAsia="Avenir Next"/>
                 <w:b/>
                 <w:color w:val="003A70"/>
-                <w:sz w:val="17"/>
+                <w:sz w:val="22"/>
                 <w:szCs w:val="17"/>
               </w:rPr>
               <w:t xml:space="preserve">Hint  </w:t>
@@ -2630,7 +2634,7 @@
                 <w:rFonts w:ascii="Avenir Next" w:hAnsi="Avenir Next" w:cs="Avenir Next" w:eastAsia="Avenir Next"/>
                 <w:i/>
                 <w:color w:val="5A5F66"/>
-                <w:sz w:val="17"/>
+                <w:sz w:val="22"/>
                 <w:szCs w:val="17"/>
               </w:rPr>
               <w:t xml:space="preserve">Multiply first, then add the fee.</w:t>
@@ -2685,7 +2689,7 @@
                       <w:rFonts w:ascii="Avenir Next" w:hAnsi="Avenir Next" w:cs="Avenir Next" w:eastAsia="Avenir Next"/>
                       <w:b/>
                       <w:color w:val="1A1A1A"/>
-                      <w:sz w:val="19"/>
+                      <w:sz w:val="22"/>
                       <w:szCs w:val="19"/>
                     </w:rPr>
                     <w:t xml:space="preserve">Hours (</w:t>
@@ -2696,7 +2700,7 @@
                       <w:b/>
                       <w:i/>
                       <w:color w:val="1A1A1A"/>
-                      <w:sz w:val="19"/>
+                      <w:sz w:val="22"/>
                       <w:szCs w:val="19"/>
                     </w:rPr>
                     <w:t xml:space="preserve">x</w:t>
@@ -2706,7 +2710,7 @@
                       <w:rFonts w:ascii="Avenir Next" w:hAnsi="Avenir Next" w:cs="Avenir Next" w:eastAsia="Avenir Next"/>
                       <w:b/>
                       <w:color w:val="1A1A1A"/>
-                      <w:sz w:val="19"/>
+                      <w:sz w:val="22"/>
                       <w:szCs w:val="19"/>
                     </w:rPr>
                     <w:t xml:space="preserve">)</w:t>
@@ -2727,7 +2731,7 @@
                     <w:rPr>
                       <w:rFonts w:ascii="Avenir Next" w:hAnsi="Avenir Next" w:cs="Avenir Next" w:eastAsia="Avenir Next"/>
                       <w:color w:val="1A1A1A"/>
-                      <w:sz w:val="19"/>
+                      <w:sz w:val="22"/>
                       <w:szCs w:val="19"/>
                     </w:rPr>
                     <w:t xml:space="preserve">1</w:t>
@@ -2748,7 +2752,7 @@
                     <w:rPr>
                       <w:rFonts w:ascii="Avenir Next" w:hAnsi="Avenir Next" w:cs="Avenir Next" w:eastAsia="Avenir Next"/>
                       <w:color w:val="1A1A1A"/>
-                      <w:sz w:val="19"/>
+                      <w:sz w:val="22"/>
                       <w:szCs w:val="19"/>
                     </w:rPr>
                     <w:t xml:space="preserve">2</w:t>
@@ -2769,7 +2773,7 @@
                     <w:rPr>
                       <w:rFonts w:ascii="Avenir Next" w:hAnsi="Avenir Next" w:cs="Avenir Next" w:eastAsia="Avenir Next"/>
                       <w:color w:val="1A1A1A"/>
-                      <w:sz w:val="19"/>
+                      <w:sz w:val="22"/>
                       <w:szCs w:val="19"/>
                     </w:rPr>
                     <w:t xml:space="preserve">4</w:t>
@@ -2798,7 +2802,7 @@
                       <w:rFonts w:ascii="Avenir Next" w:hAnsi="Avenir Next" w:cs="Avenir Next" w:eastAsia="Avenir Next"/>
                       <w:b/>
                       <w:color w:val="1A1A1A"/>
-                      <w:sz w:val="19"/>
+                      <w:sz w:val="22"/>
                       <w:szCs w:val="19"/>
                     </w:rPr>
                     <w:t xml:space="preserve">Cost in $ (</w:t>
@@ -2809,7 +2813,7 @@
                       <w:b/>
                       <w:i/>
                       <w:color w:val="1A1A1A"/>
-                      <w:sz w:val="19"/>
+                      <w:sz w:val="22"/>
                       <w:szCs w:val="19"/>
                     </w:rPr>
                     <w:t xml:space="preserve">y</w:t>
@@ -2819,7 +2823,7 @@
                       <w:rFonts w:ascii="Avenir Next" w:hAnsi="Avenir Next" w:cs="Avenir Next" w:eastAsia="Avenir Next"/>
                       <w:b/>
                       <w:color w:val="1A1A1A"/>
-                      <w:sz w:val="19"/>
+                      <w:sz w:val="22"/>
                       <w:szCs w:val="19"/>
                     </w:rPr>
                     <w:t xml:space="preserve">)</w:t>
@@ -2833,7 +2837,7 @@
                 </w:tcPr>
                 <w:p>
                   <w:pPr>
-                    <w:spacing w:before="0" w:after="0" w:line="240" w:lineRule="auto"/>
+                    <w:spacing w:before="0" w:after="0" w:line="50" w:lineRule="exact"/>
                   </w:pPr>
                 </w:p>
               </w:tc>
@@ -2844,7 +2848,7 @@
                 </w:tcPr>
                 <w:p>
                   <w:pPr>
-                    <w:spacing w:before="0" w:after="0" w:line="240" w:lineRule="auto"/>
+                    <w:spacing w:before="0" w:after="0" w:line="50" w:lineRule="exact"/>
                   </w:pPr>
                 </w:p>
               </w:tc>
@@ -2855,7 +2859,7 @@
                 </w:tcPr>
                 <w:p>
                   <w:pPr>
-                    <w:spacing w:before="0" w:after="0" w:line="240" w:lineRule="auto"/>
+                    <w:spacing w:before="0" w:after="0" w:line="50" w:lineRule="exact"/>
                   </w:pPr>
                 </w:p>
               </w:tc>
@@ -2874,25 +2878,25 @@
                 <w:rFonts w:ascii="Avenir Next" w:hAnsi="Avenir Next" w:cs="Avenir Next" w:eastAsia="Avenir Next"/>
                 <w:b/>
                 <w:color w:val="1A1A1A"/>
+                <w:sz w:val="22"/>
+                <w:szCs w:val="18"/>
+              </w:rPr>
+              <w:t xml:space="preserve">Answer</w:t>
+            </w:r>
+            <w:r>
+              <w:rPr>
+                <w:rFonts w:ascii="Avenir Next" w:hAnsi="Avenir Next" w:cs="Avenir Next" w:eastAsia="Avenir Next"/>
+                <w:color w:val="1A1A1A"/>
                 <w:sz w:val="18"/>
                 <w:szCs w:val="18"/>
               </w:rPr>
-              <w:t xml:space="preserve">Answer</w:t>
-            </w:r>
-            <w:r>
-              <w:rPr>
-                <w:rFonts w:ascii="Avenir Next" w:hAnsi="Avenir Next" w:cs="Avenir Next" w:eastAsia="Avenir Next"/>
-                <w:color w:val="1A1A1A"/>
-                <w:sz w:val="18"/>
-                <w:szCs w:val="18"/>
-              </w:rPr>
               <w:tab/>
             </w:r>
             <w:r>
               <w:rPr>
                 <w:rFonts w:ascii="Avenir Next" w:hAnsi="Avenir Next" w:cs="Avenir Next" w:eastAsia="Avenir Next"/>
                 <w:color w:val="1A1A1A"/>
-                <w:sz w:val="18"/>
+                <w:sz w:val="22"/>
                 <w:szCs w:val="18"/>
               </w:rPr>
               <w:t xml:space="preserve">  dollars</w:t>
@@ -2903,12 +2907,12 @@
     </w:tbl>
     <w:p>
       <w:pPr>
-        <w:spacing w:before="0" w:after="0" w:line="20" w:lineRule="exact"/>
+        <w:spacing w:before="0" w:after="0" w:line="50" w:lineRule="exact"/>
       </w:pPr>
     </w:p>
     <w:p>
       <w:pPr>
-        <w:spacing w:before="0" w:after="0" w:line="20" w:lineRule="exact"/>
+        <w:spacing w:before="0" w:after="0" w:line="50" w:lineRule="exact"/>
       </w:pPr>
     </w:p>
     <w:tbl>
@@ -2958,18 +2962,18 @@
                 <w:rFonts w:ascii="Avenir Next" w:hAnsi="Avenir Next" w:cs="Avenir Next" w:eastAsia="Avenir Next"/>
                 <w:b/>
                 <w:color w:val="1A1A1A"/>
+                <w:sz w:val="22"/>
+                <w:szCs w:val="20"/>
+              </w:rPr>
+              <w:t xml:space="preserve">7.</w:t>
+            </w:r>
+            <w:r>
+              <w:rPr>
+                <w:rFonts w:ascii="Avenir Next" w:hAnsi="Avenir Next" w:cs="Avenir Next" w:eastAsia="Avenir Next"/>
+                <w:color w:val="1A1A1A"/>
                 <w:sz w:val="20"/>
                 <w:szCs w:val="20"/>
               </w:rPr>
-              <w:t xml:space="preserve">7.</w:t>
-            </w:r>
-            <w:r>
-              <w:rPr>
-                <w:rFonts w:ascii="Avenir Next" w:hAnsi="Avenir Next" w:cs="Avenir Next" w:eastAsia="Avenir Next"/>
-                <w:color w:val="1A1A1A"/>
-                <w:sz w:val="20"/>
-                <w:szCs w:val="20"/>
-              </w:rPr>
               <w:tab/>
             </w:r>
             <w:r>
@@ -2977,7 +2981,7 @@
                 <w:rFonts w:ascii="Avenir Next" w:hAnsi="Avenir Next" w:cs="Avenir Next" w:eastAsia="Avenir Next"/>
                 <w:b/>
                 <w:color w:val="1A1A1A"/>
-                <w:sz w:val="20"/>
+                <w:sz w:val="22"/>
                 <w:szCs w:val="20"/>
               </w:rPr>
               <w:t xml:space="preserve">Read the Table.  </w:t>
@@ -2986,7 +2990,7 @@
               <w:rPr>
                 <w:rFonts w:ascii="Avenir Next" w:hAnsi="Avenir Next" w:cs="Avenir Next" w:eastAsia="Avenir Next"/>
                 <w:color w:val="1A1A1A"/>
-                <w:sz w:val="20"/>
+                <w:sz w:val="22"/>
                 <w:szCs w:val="20"/>
               </w:rPr>
               <w:t xml:space="preserve">A table shows </w:t>
@@ -2996,7 +3000,7 @@
                 <w:rFonts w:ascii="Avenir Next" w:hAnsi="Avenir Next" w:cs="Avenir Next" w:eastAsia="Avenir Next"/>
                 <w:i/>
                 <w:color w:val="1A1A1A"/>
-                <w:sz w:val="20"/>
+                <w:sz w:val="22"/>
                 <w:szCs w:val="20"/>
               </w:rPr>
               <w:t xml:space="preserve">x</w:t>
@@ -3005,7 +3009,7 @@
               <w:rPr>
                 <w:rFonts w:ascii="Avenir Next" w:hAnsi="Avenir Next" w:cs="Avenir Next" w:eastAsia="Avenir Next"/>
                 <w:color w:val="1A1A1A"/>
-                <w:sz w:val="20"/>
+                <w:sz w:val="22"/>
                 <w:szCs w:val="20"/>
               </w:rPr>
               <w:t xml:space="preserve">: 1, 2, 3 and </w:t>
@@ -3015,7 +3019,7 @@
                 <w:rFonts w:ascii="Avenir Next" w:hAnsi="Avenir Next" w:cs="Avenir Next" w:eastAsia="Avenir Next"/>
                 <w:i/>
                 <w:color w:val="1A1A1A"/>
-                <w:sz w:val="20"/>
+                <w:sz w:val="22"/>
                 <w:szCs w:val="20"/>
               </w:rPr>
               <w:t xml:space="preserve">y</w:t>
@@ -3024,7 +3028,7 @@
               <w:rPr>
                 <w:rFonts w:ascii="Avenir Next" w:hAnsi="Avenir Next" w:cs="Avenir Next" w:eastAsia="Avenir Next"/>
                 <w:color w:val="1A1A1A"/>
-                <w:sz w:val="20"/>
+                <w:sz w:val="22"/>
                 <w:szCs w:val="20"/>
               </w:rPr>
               <w:t xml:space="preserve">: 12, 24, 36.</w:t>
@@ -3041,7 +3045,7 @@
                 <w:rFonts w:ascii="Avenir Next" w:hAnsi="Avenir Next" w:cs="Avenir Next" w:eastAsia="Avenir Next"/>
                 <w:b/>
                 <w:color w:val="003A70"/>
-                <w:sz w:val="17"/>
+                <w:sz w:val="22"/>
                 <w:szCs w:val="17"/>
               </w:rPr>
               <w:t xml:space="preserve">Hint  </w:t>
@@ -3051,7 +3055,7 @@
                 <w:rFonts w:ascii="Avenir Next" w:hAnsi="Avenir Next" w:cs="Avenir Next" w:eastAsia="Avenir Next"/>
                 <w:i/>
                 <w:color w:val="5A5F66"/>
-                <w:sz w:val="17"/>
+                <w:sz w:val="22"/>
                 <w:szCs w:val="17"/>
               </w:rPr>
               <w:t xml:space="preserve">Compare each </w:t>
@@ -3061,7 +3065,7 @@
                 <w:rFonts w:ascii="Avenir Next" w:hAnsi="Avenir Next" w:cs="Avenir Next" w:eastAsia="Avenir Next"/>
                 <w:i/>
                 <w:color w:val="5A5F66"/>
-                <w:sz w:val="17"/>
+                <w:sz w:val="22"/>
                 <w:szCs w:val="17"/>
               </w:rPr>
               <w:t xml:space="preserve">y</w:t>
@@ -3071,7 +3075,7 @@
                 <w:rFonts w:ascii="Avenir Next" w:hAnsi="Avenir Next" w:cs="Avenir Next" w:eastAsia="Avenir Next"/>
                 <w:i/>
                 <w:color w:val="5A5F66"/>
-                <w:sz w:val="17"/>
+                <w:sz w:val="22"/>
                 <w:szCs w:val="17"/>
               </w:rPr>
               <w:t xml:space="preserve"> with its </w:t>
@@ -3081,7 +3085,7 @@
                 <w:rFonts w:ascii="Avenir Next" w:hAnsi="Avenir Next" w:cs="Avenir Next" w:eastAsia="Avenir Next"/>
                 <w:i/>
                 <w:color w:val="5A5F66"/>
-                <w:sz w:val="17"/>
+                <w:sz w:val="22"/>
                 <w:szCs w:val="17"/>
               </w:rPr>
               <w:t xml:space="preserve">x</w:t>
@@ -3091,7 +3095,7 @@
                 <w:rFonts w:ascii="Avenir Next" w:hAnsi="Avenir Next" w:cs="Avenir Next" w:eastAsia="Avenir Next"/>
                 <w:i/>
                 <w:color w:val="5A5F66"/>
-                <w:sz w:val="17"/>
+                <w:sz w:val="22"/>
                 <w:szCs w:val="17"/>
               </w:rPr>
               <w:t xml:space="preserve">.</w:t>
@@ -3111,25 +3115,25 @@
                 <w:rFonts w:ascii="Avenir Next" w:hAnsi="Avenir Next" w:cs="Avenir Next" w:eastAsia="Avenir Next"/>
                 <w:b/>
                 <w:color w:val="003A70"/>
+                <w:sz w:val="22"/>
+                <w:szCs w:val="20"/>
+              </w:rPr>
+              <w:t xml:space="preserve">a.</w:t>
+            </w:r>
+            <w:r>
+              <w:rPr>
+                <w:rFonts w:ascii="Avenir Next" w:hAnsi="Avenir Next" w:cs="Avenir Next" w:eastAsia="Avenir Next"/>
+                <w:color w:val="1A1A1A"/>
                 <w:sz w:val="20"/>
                 <w:szCs w:val="20"/>
               </w:rPr>
-              <w:t xml:space="preserve">a.</w:t>
-            </w:r>
-            <w:r>
-              <w:rPr>
-                <w:rFonts w:ascii="Avenir Next" w:hAnsi="Avenir Next" w:cs="Avenir Next" w:eastAsia="Avenir Next"/>
-                <w:color w:val="1A1A1A"/>
-                <w:sz w:val="20"/>
-                <w:szCs w:val="20"/>
-              </w:rPr>
               <w:tab/>
             </w:r>
             <w:r>
               <w:rPr>
                 <w:rFonts w:ascii="Avenir Next" w:hAnsi="Avenir Next" w:cs="Avenir Next" w:eastAsia="Avenir Next"/>
                 <w:color w:val="1A1A1A"/>
-                <w:sz w:val="20"/>
+                <w:sz w:val="22"/>
                 <w:szCs w:val="20"/>
               </w:rPr>
               <w:t xml:space="preserve">Describe the rule in words.</w:t>
@@ -3168,25 +3172,25 @@
                 <w:rFonts w:ascii="Avenir Next" w:hAnsi="Avenir Next" w:cs="Avenir Next" w:eastAsia="Avenir Next"/>
                 <w:b/>
                 <w:color w:val="003A70"/>
+                <w:sz w:val="22"/>
+                <w:szCs w:val="20"/>
+              </w:rPr>
+              <w:t xml:space="preserve">b.</w:t>
+            </w:r>
+            <w:r>
+              <w:rPr>
+                <w:rFonts w:ascii="Avenir Next" w:hAnsi="Avenir Next" w:cs="Avenir Next" w:eastAsia="Avenir Next"/>
+                <w:color w:val="1A1A1A"/>
                 <w:sz w:val="20"/>
                 <w:szCs w:val="20"/>
               </w:rPr>
-              <w:t xml:space="preserve">b.</w:t>
-            </w:r>
-            <w:r>
-              <w:rPr>
-                <w:rFonts w:ascii="Avenir Next" w:hAnsi="Avenir Next" w:cs="Avenir Next" w:eastAsia="Avenir Next"/>
-                <w:color w:val="1A1A1A"/>
-                <w:sz w:val="20"/>
-                <w:szCs w:val="20"/>
-              </w:rPr>
               <w:tab/>
             </w:r>
             <w:r>
               <w:rPr>
                 <w:rFonts w:ascii="Avenir Next" w:hAnsi="Avenir Next" w:cs="Avenir Next" w:eastAsia="Avenir Next"/>
                 <w:color w:val="1A1A1A"/>
-                <w:sz w:val="20"/>
+                <w:sz w:val="22"/>
                 <w:szCs w:val="20"/>
               </w:rPr>
               <w:t xml:space="preserve">Find </w:t>
@@ -3196,7 +3200,7 @@
                 <w:rFonts w:ascii="Avenir Next" w:hAnsi="Avenir Next" w:cs="Avenir Next" w:eastAsia="Avenir Next"/>
                 <w:i/>
                 <w:color w:val="1A1A1A"/>
-                <w:sz w:val="20"/>
+                <w:sz w:val="22"/>
                 <w:szCs w:val="20"/>
               </w:rPr>
               <w:t xml:space="preserve">y</w:t>
@@ -3205,7 +3209,7 @@
               <w:rPr>
                 <w:rFonts w:ascii="Avenir Next" w:hAnsi="Avenir Next" w:cs="Avenir Next" w:eastAsia="Avenir Next"/>
                 <w:color w:val="1A1A1A"/>
-                <w:sz w:val="20"/>
+                <w:sz w:val="22"/>
                 <w:szCs w:val="20"/>
               </w:rPr>
               <w:t xml:space="preserve"> when </w:t>
@@ -3215,7 +3219,7 @@
                 <w:rFonts w:ascii="Avenir Next" w:hAnsi="Avenir Next" w:cs="Avenir Next" w:eastAsia="Avenir Next"/>
                 <w:i/>
                 <w:color w:val="1A1A1A"/>
-                <w:sz w:val="20"/>
+                <w:sz w:val="22"/>
                 <w:szCs w:val="20"/>
               </w:rPr>
               <w:t xml:space="preserve">x</w:t>
@@ -3224,7 +3228,7 @@
               <w:rPr>
                 <w:rFonts w:ascii="Avenir Next" w:hAnsi="Avenir Next" w:cs="Avenir Next" w:eastAsia="Avenir Next"/>
                 <w:color w:val="1A1A1A"/>
-                <w:sz w:val="20"/>
+                <w:sz w:val="22"/>
                 <w:szCs w:val="20"/>
               </w:rPr>
               <w:t xml:space="preserve"> = 7.</w:t>
@@ -3254,12 +3258,12 @@
     </w:tbl>
     <w:p>
       <w:pPr>
-        <w:spacing w:before="0" w:after="0" w:line="20" w:lineRule="exact"/>
+        <w:spacing w:before="0" w:after="0" w:line="50" w:lineRule="exact"/>
       </w:pPr>
     </w:p>
     <w:p>
       <w:pPr>
-        <w:spacing w:before="0" w:after="0" w:line="20" w:lineRule="exact"/>
+        <w:spacing w:before="0" w:after="0" w:line="50" w:lineRule="exact"/>
       </w:pPr>
     </w:p>
     <w:tbl>
@@ -3309,18 +3313,18 @@
                 <w:rFonts w:ascii="Avenir Next" w:hAnsi="Avenir Next" w:cs="Avenir Next" w:eastAsia="Avenir Next"/>
                 <w:b/>
                 <w:color w:val="1A1A1A"/>
+                <w:sz w:val="22"/>
+                <w:szCs w:val="20"/>
+              </w:rPr>
+              <w:t xml:space="preserve">8.</w:t>
+            </w:r>
+            <w:r>
+              <w:rPr>
+                <w:rFonts w:ascii="Avenir Next" w:hAnsi="Avenir Next" w:cs="Avenir Next" w:eastAsia="Avenir Next"/>
+                <w:color w:val="1A1A1A"/>
                 <w:sz w:val="20"/>
                 <w:szCs w:val="20"/>
               </w:rPr>
-              <w:t xml:space="preserve">8.</w:t>
-            </w:r>
-            <w:r>
-              <w:rPr>
-                <w:rFonts w:ascii="Avenir Next" w:hAnsi="Avenir Next" w:cs="Avenir Next" w:eastAsia="Avenir Next"/>
-                <w:color w:val="1A1A1A"/>
-                <w:sz w:val="20"/>
-                <w:szCs w:val="20"/>
-              </w:rPr>
               <w:tab/>
             </w:r>
             <w:r>
@@ -3328,7 +3332,7 @@
                 <w:rFonts w:ascii="Avenir Next" w:hAnsi="Avenir Next" w:cs="Avenir Next" w:eastAsia="Avenir Next"/>
                 <w:b/>
                 <w:color w:val="1A1A1A"/>
-                <w:sz w:val="20"/>
+                <w:sz w:val="22"/>
                 <w:szCs w:val="20"/>
               </w:rPr>
               <w:t xml:space="preserve">Two Plans.  </w:t>
@@ -3337,7 +3341,7 @@
               <w:rPr>
                 <w:rFonts w:ascii="Avenir Next" w:hAnsi="Avenir Next" w:cs="Avenir Next" w:eastAsia="Avenir Next"/>
                 <w:color w:val="1A1A1A"/>
-                <w:sz w:val="20"/>
+                <w:sz w:val="22"/>
                 <w:szCs w:val="20"/>
               </w:rPr>
               <w:t xml:space="preserve">Plan A charges $6 per hour. Plan B charges $10 plus $4 per hour. Complete the table. Which plan costs less for 8 hours, and how much?</w:t>
@@ -3393,7 +3397,7 @@
                       <w:rFonts w:ascii="Avenir Next" w:hAnsi="Avenir Next" w:cs="Avenir Next" w:eastAsia="Avenir Next"/>
                       <w:b/>
                       <w:color w:val="1A1A1A"/>
-                      <w:sz w:val="19"/>
+                      <w:sz w:val="22"/>
                       <w:szCs w:val="19"/>
                     </w:rPr>
                     <w:t xml:space="preserve">Hours</w:t>
@@ -3414,7 +3418,7 @@
                     <w:rPr>
                       <w:rFonts w:ascii="Avenir Next" w:hAnsi="Avenir Next" w:cs="Avenir Next" w:eastAsia="Avenir Next"/>
                       <w:color w:val="1A1A1A"/>
-                      <w:sz w:val="19"/>
+                      <w:sz w:val="22"/>
                       <w:szCs w:val="19"/>
                     </w:rPr>
                     <w:t xml:space="preserve">1</w:t>
@@ -3435,7 +3439,7 @@
                     <w:rPr>
                       <w:rFonts w:ascii="Avenir Next" w:hAnsi="Avenir Next" w:cs="Avenir Next" w:eastAsia="Avenir Next"/>
                       <w:color w:val="1A1A1A"/>
-                      <w:sz w:val="19"/>
+                      <w:sz w:val="22"/>
                       <w:szCs w:val="19"/>
                     </w:rPr>
                     <w:t xml:space="preserve">2</w:t>
@@ -3456,7 +3460,7 @@
                     <w:rPr>
                       <w:rFonts w:ascii="Avenir Next" w:hAnsi="Avenir Next" w:cs="Avenir Next" w:eastAsia="Avenir Next"/>
                       <w:color w:val="1A1A1A"/>
-                      <w:sz w:val="19"/>
+                      <w:sz w:val="22"/>
                       <w:szCs w:val="19"/>
                     </w:rPr>
                     <w:t xml:space="preserve">3</w:t>
@@ -3477,7 +3481,7 @@
                     <w:rPr>
                       <w:rFonts w:ascii="Avenir Next" w:hAnsi="Avenir Next" w:cs="Avenir Next" w:eastAsia="Avenir Next"/>
                       <w:color w:val="1A1A1A"/>
-                      <w:sz w:val="19"/>
+                      <w:sz w:val="22"/>
                       <w:szCs w:val="19"/>
                     </w:rPr>
                     <w:t xml:space="preserve">5</w:t>
@@ -3506,7 +3510,7 @@
                       <w:rFonts w:ascii="Avenir Next" w:hAnsi="Avenir Next" w:cs="Avenir Next" w:eastAsia="Avenir Next"/>
                       <w:b/>
                       <w:color w:val="1A1A1A"/>
-                      <w:sz w:val="19"/>
+                      <w:sz w:val="22"/>
                       <w:szCs w:val="19"/>
                     </w:rPr>
                     <w:t xml:space="preserve">Plan A ($)</w:t>
@@ -3520,7 +3524,7 @@
                 </w:tcPr>
                 <w:p>
                   <w:pPr>
-                    <w:spacing w:before="0" w:after="0" w:line="240" w:lineRule="auto"/>
+                    <w:spacing w:before="0" w:after="0" w:line="50" w:lineRule="exact"/>
                   </w:pPr>
                 </w:p>
               </w:tc>
@@ -3531,7 +3535,7 @@
                 </w:tcPr>
                 <w:p>
                   <w:pPr>
-                    <w:spacing w:before="0" w:after="0" w:line="240" w:lineRule="auto"/>
+                    <w:spacing w:before="0" w:after="0" w:line="50" w:lineRule="exact"/>
                   </w:pPr>
                 </w:p>
               </w:tc>
@@ -3542,7 +3546,7 @@
                 </w:tcPr>
                 <w:p>
                   <w:pPr>
-                    <w:spacing w:before="0" w:after="0" w:line="240" w:lineRule="auto"/>
+                    <w:spacing w:before="0" w:after="0" w:line="50" w:lineRule="exact"/>
                   </w:pPr>
                 </w:p>
               </w:tc>
@@ -3553,7 +3557,7 @@
                 </w:tcPr>
                 <w:p>
                   <w:pPr>
-                    <w:spacing w:before="0" w:after="0" w:line="240" w:lineRule="auto"/>
+                    <w:spacing w:before="0" w:after="0" w:line="50" w:lineRule="exact"/>
                   </w:pPr>
                 </w:p>
               </w:tc>
@@ -3579,7 +3583,7 @@
                       <w:rFonts w:ascii="Avenir Next" w:hAnsi="Avenir Next" w:cs="Avenir Next" w:eastAsia="Avenir Next"/>
                       <w:b/>
                       <w:color w:val="1A1A1A"/>
-                      <w:sz w:val="19"/>
+                      <w:sz w:val="22"/>
                       <w:szCs w:val="19"/>
                     </w:rPr>
                     <w:t xml:space="preserve">Plan B ($)</w:t>
@@ -3593,7 +3597,7 @@
                 </w:tcPr>
                 <w:p>
                   <w:pPr>
-                    <w:spacing w:before="0" w:after="0" w:line="240" w:lineRule="auto"/>
+                    <w:spacing w:before="0" w:after="0" w:line="50" w:lineRule="exact"/>
                   </w:pPr>
                 </w:p>
               </w:tc>
@@ -3604,7 +3608,7 @@
                 </w:tcPr>
                 <w:p>
                   <w:pPr>
-                    <w:spacing w:before="0" w:after="0" w:line="240" w:lineRule="auto"/>
+                    <w:spacing w:before="0" w:after="0" w:line="50" w:lineRule="exact"/>
                   </w:pPr>
                 </w:p>
               </w:tc>
@@ -3615,7 +3619,7 @@
                 </w:tcPr>
                 <w:p>
                   <w:pPr>
-                    <w:spacing w:before="0" w:after="0" w:line="240" w:lineRule="auto"/>
+                    <w:spacing w:before="0" w:after="0" w:line="50" w:lineRule="exact"/>
                   </w:pPr>
                 </w:p>
               </w:tc>
@@ -3626,7 +3630,7 @@
                 </w:tcPr>
                 <w:p>
                   <w:pPr>
-                    <w:spacing w:before="0" w:after="0" w:line="240" w:lineRule="auto"/>
+                    <w:spacing w:before="0" w:after="0" w:line="50" w:lineRule="exact"/>
                   </w:pPr>
                 </w:p>
               </w:tc>
@@ -3645,7 +3649,7 @@
                 <w:rFonts w:ascii="Avenir Next" w:hAnsi="Avenir Next" w:cs="Avenir Next" w:eastAsia="Avenir Next"/>
                 <w:b/>
                 <w:color w:val="1A1A1A"/>
-                <w:sz w:val="18"/>
+                <w:sz w:val="22"/>
                 <w:szCs w:val="18"/>
               </w:rPr>
               <w:t xml:space="preserve">8 hours</w:t>
@@ -3665,11 +3669,12 @@
     </w:tbl>
     <w:p>
       <w:pPr>
-        <w:spacing w:before="0" w:after="0" w:line="20" w:lineRule="exact"/>
+        <w:spacing w:before="0" w:after="0" w:line="50" w:lineRule="exact"/>
       </w:pPr>
     </w:p>
     <w:p>
       <w:pPr>
+        <w:pStyle w:val="Heading2"/>
         <w:keepNext/>
         <w:pBdr>
           <w:bottom w:val="single" w:sz="8" w:space="3" w:color="003A70"/>
@@ -3685,7 +3690,7 @@
           <w:b/>
           <w:color w:val="003A70"/>
           <w:spacing w:val="14"/>
-          <w:sz w:val="19"/>
+          <w:sz w:val="22"/>
           <w:szCs w:val="19"/>
         </w:rPr>
         <w:t xml:space="preserve">FIND THE ERROR</w:t>
@@ -3704,7 +3709,7 @@
           <w:rFonts w:ascii="Avenir Next" w:hAnsi="Avenir Next" w:cs="Avenir Next" w:eastAsia="Avenir Next"/>
           <w:i/>
           <w:color w:val="5A5F66"/>
-          <w:sz w:val="17"/>
+          <w:sz w:val="22"/>
           <w:szCs w:val="17"/>
         </w:rPr>
         <w:t xml:space="preserve">explain the mistake, then fix it</w:t>
@@ -3712,7 +3717,7 @@
     </w:p>
     <w:p>
       <w:pPr>
-        <w:spacing w:before="0" w:after="0" w:line="20" w:lineRule="exact"/>
+        <w:spacing w:before="0" w:after="0" w:line="50" w:lineRule="exact"/>
       </w:pPr>
     </w:p>
     <w:tbl>
@@ -3762,18 +3767,18 @@
                 <w:rFonts w:ascii="Avenir Next" w:hAnsi="Avenir Next" w:cs="Avenir Next" w:eastAsia="Avenir Next"/>
                 <w:b/>
                 <w:color w:val="1A1A1A"/>
+                <w:sz w:val="22"/>
+                <w:szCs w:val="20"/>
+              </w:rPr>
+              <w:t xml:space="preserve">9.</w:t>
+            </w:r>
+            <w:r>
+              <w:rPr>
+                <w:rFonts w:ascii="Avenir Next" w:hAnsi="Avenir Next" w:cs="Avenir Next" w:eastAsia="Avenir Next"/>
+                <w:color w:val="1A1A1A"/>
                 <w:sz w:val="20"/>
                 <w:szCs w:val="20"/>
               </w:rPr>
-              <w:t xml:space="preserve">9.</w:t>
-            </w:r>
-            <w:r>
-              <w:rPr>
-                <w:rFonts w:ascii="Avenir Next" w:hAnsi="Avenir Next" w:cs="Avenir Next" w:eastAsia="Avenir Next"/>
-                <w:color w:val="1A1A1A"/>
-                <w:sz w:val="20"/>
-                <w:szCs w:val="20"/>
-              </w:rPr>
               <w:tab/>
             </w:r>
             <w:r>
@@ -3781,7 +3786,7 @@
                 <w:rFonts w:ascii="Avenir Next" w:hAnsi="Avenir Next" w:cs="Avenir Next" w:eastAsia="Avenir Next"/>
                 <w:b/>
                 <w:color w:val="1A1A1A"/>
-                <w:sz w:val="20"/>
+                <w:sz w:val="22"/>
                 <w:szCs w:val="20"/>
               </w:rPr>
               <w:t xml:space="preserve">Tavon’s Work.  </w:t>
@@ -3790,7 +3795,7 @@
               <w:rPr>
                 <w:rFonts w:ascii="Avenir Next" w:hAnsi="Avenir Next" w:cs="Avenir Next" w:eastAsia="Avenir Next"/>
                 <w:color w:val="1A1A1A"/>
-                <w:sz w:val="20"/>
+                <w:sz w:val="22"/>
                 <w:szCs w:val="20"/>
               </w:rPr>
               <w:t xml:space="preserve">A train travels 60 miles each hour. Tavon made a table with </w:t>
@@ -3800,7 +3805,7 @@
                 <w:rFonts w:ascii="Avenir Next" w:hAnsi="Avenir Next" w:cs="Avenir Next" w:eastAsia="Avenir Next"/>
                 <w:i/>
                 <w:color w:val="1A1A1A"/>
-                <w:sz w:val="20"/>
+                <w:sz w:val="22"/>
                 <w:szCs w:val="20"/>
               </w:rPr>
               <w:t xml:space="preserve">x</w:t>
@@ -3809,7 +3814,7 @@
               <w:rPr>
                 <w:rFonts w:ascii="Avenir Next" w:hAnsi="Avenir Next" w:cs="Avenir Next" w:eastAsia="Avenir Next"/>
                 <w:color w:val="1A1A1A"/>
-                <w:sz w:val="20"/>
+                <w:sz w:val="22"/>
                 <w:szCs w:val="20"/>
               </w:rPr>
               <w:t xml:space="preserve">: 60, 120, 180 and </w:t>
@@ -3819,7 +3824,7 @@
                 <w:rFonts w:ascii="Avenir Next" w:hAnsi="Avenir Next" w:cs="Avenir Next" w:eastAsia="Avenir Next"/>
                 <w:i/>
                 <w:color w:val="1A1A1A"/>
-                <w:sz w:val="20"/>
+                <w:sz w:val="22"/>
                 <w:szCs w:val="20"/>
               </w:rPr>
               <w:t xml:space="preserve">y</w:t>
@@ -3828,7 +3833,7 @@
               <w:rPr>
                 <w:rFonts w:ascii="Avenir Next" w:hAnsi="Avenir Next" w:cs="Avenir Next" w:eastAsia="Avenir Next"/>
                 <w:color w:val="1A1A1A"/>
-                <w:sz w:val="20"/>
+                <w:sz w:val="22"/>
                 <w:szCs w:val="20"/>
               </w:rPr>
               <w:t xml:space="preserve">: 1, 2, 3. Explain his mistake and fix the table.</w:t>
@@ -3874,7 +3879,7 @@
                 </w:tcPr>
                 <w:p>
                   <w:pPr>
-                    <w:spacing w:before="0" w:after="0" w:line="240" w:lineRule="auto"/>
+                    <w:spacing w:before="0" w:after="0" w:line="50" w:lineRule="exact"/>
                   </w:pPr>
                 </w:p>
               </w:tc>
@@ -3894,7 +3899,7 @@
                 </w:tcPr>
                 <w:p>
                   <w:pPr>
-                    <w:spacing w:before="0" w:after="0" w:line="240" w:lineRule="auto"/>
+                    <w:spacing w:before="0" w:after="0" w:line="50" w:lineRule="exact"/>
                   </w:pPr>
                 </w:p>
               </w:tc>
@@ -3914,7 +3919,7 @@
                 </w:tcPr>
                 <w:p>
                   <w:pPr>
-                    <w:spacing w:before="0" w:after="0" w:line="240" w:lineRule="auto"/>
+                    <w:spacing w:before="0" w:after="0" w:line="50" w:lineRule="exact"/>
                   </w:pPr>
                 </w:p>
               </w:tc>
@@ -3922,7 +3927,7 @@
           </w:tbl>
           <w:p>
             <w:pPr>
-              <w:spacing w:before="0" w:after="0" w:line="24" w:lineRule="auto"/>
+              <w:spacing w:before="0" w:after="0" w:line="50" w:lineRule="exact"/>
             </w:pPr>
           </w:p>
         </w:tc>
@@ -3930,11 +3935,12 @@
     </w:tbl>
     <w:p>
       <w:pPr>
-        <w:spacing w:before="0" w:after="0" w:line="20" w:lineRule="exact"/>
+        <w:spacing w:before="0" w:after="0" w:line="50" w:lineRule="exact"/>
       </w:pPr>
     </w:p>
     <w:p>
       <w:pPr>
+        <w:pStyle w:val="Heading2"/>
         <w:keepNext/>
         <w:pBdr>
           <w:bottom w:val="single" w:sz="8" w:space="3" w:color="003A70"/>
@@ -3950,7 +3956,7 @@
           <w:b/>
           <w:color w:val="003A70"/>
           <w:spacing w:val="14"/>
-          <w:sz w:val="19"/>
+          <w:sz w:val="22"/>
           <w:szCs w:val="19"/>
         </w:rPr>
         <w:t xml:space="preserve">TEST PRACTICE</w:t>
@@ -3969,7 +3975,7 @@
           <w:rFonts w:ascii="Avenir Next" w:hAnsi="Avenir Next" w:cs="Avenir Next" w:eastAsia="Avenir Next"/>
           <w:i/>
           <w:color w:val="5A5F66"/>
-          <w:sz w:val="17"/>
+          <w:sz w:val="22"/>
           <w:szCs w:val="17"/>
         </w:rPr>
         <w:t xml:space="preserve">choose the best answer</w:t>
@@ -3977,7 +3983,7 @@
     </w:p>
     <w:p>
       <w:pPr>
-        <w:spacing w:before="0" w:after="0" w:line="20" w:lineRule="exact"/>
+        <w:spacing w:before="0" w:after="0" w:line="50" w:lineRule="exact"/>
       </w:pPr>
     </w:p>
     <w:tbl>
@@ -4027,25 +4033,25 @@
                 <w:rFonts w:ascii="Avenir Next" w:hAnsi="Avenir Next" w:cs="Avenir Next" w:eastAsia="Avenir Next"/>
                 <w:b/>
                 <w:color w:val="1A1A1A"/>
+                <w:sz w:val="22"/>
+                <w:szCs w:val="20"/>
+              </w:rPr>
+              <w:t xml:space="preserve">10.</w:t>
+            </w:r>
+            <w:r>
+              <w:rPr>
+                <w:rFonts w:ascii="Avenir Next" w:hAnsi="Avenir Next" w:cs="Avenir Next" w:eastAsia="Avenir Next"/>
+                <w:color w:val="1A1A1A"/>
                 <w:sz w:val="20"/>
                 <w:szCs w:val="20"/>
               </w:rPr>
-              <w:t xml:space="preserve">10.</w:t>
-            </w:r>
-            <w:r>
-              <w:rPr>
-                <w:rFonts w:ascii="Avenir Next" w:hAnsi="Avenir Next" w:cs="Avenir Next" w:eastAsia="Avenir Next"/>
-                <w:color w:val="1A1A1A"/>
-                <w:sz w:val="20"/>
-                <w:szCs w:val="20"/>
-              </w:rPr>
               <w:tab/>
             </w:r>
             <w:r>
               <w:rPr>
                 <w:rFonts w:ascii="Avenir Next" w:hAnsi="Avenir Next" w:cs="Avenir Next" w:eastAsia="Avenir Next"/>
                 <w:color w:val="1A1A1A"/>
-                <w:sz w:val="20"/>
+                <w:sz w:val="22"/>
                 <w:szCs w:val="20"/>
               </w:rPr>
               <w:t xml:space="preserve">A rule multiplies </w:t>
@@ -4055,7 +4061,7 @@
                 <w:rFonts w:ascii="Avenir Next" w:hAnsi="Avenir Next" w:cs="Avenir Next" w:eastAsia="Avenir Next"/>
                 <w:i/>
                 <w:color w:val="1A1A1A"/>
-                <w:sz w:val="20"/>
+                <w:sz w:val="22"/>
                 <w:szCs w:val="20"/>
               </w:rPr>
               <w:t xml:space="preserve">x</w:t>
@@ -4064,7 +4070,7 @@
               <w:rPr>
                 <w:rFonts w:ascii="Avenir Next" w:hAnsi="Avenir Next" w:cs="Avenir Next" w:eastAsia="Avenir Next"/>
                 <w:color w:val="1A1A1A"/>
-                <w:sz w:val="20"/>
+                <w:sz w:val="22"/>
                 <w:szCs w:val="20"/>
               </w:rPr>
               <w:t xml:space="preserve"> by 6. When </w:t>
@@ -4074,7 +4080,7 @@
                 <w:rFonts w:ascii="Avenir Next" w:hAnsi="Avenir Next" w:cs="Avenir Next" w:eastAsia="Avenir Next"/>
                 <w:i/>
                 <w:color w:val="1A1A1A"/>
-                <w:sz w:val="20"/>
+                <w:sz w:val="22"/>
                 <w:szCs w:val="20"/>
               </w:rPr>
               <w:t xml:space="preserve">x</w:t>
@@ -4083,7 +4089,7 @@
               <w:rPr>
                 <w:rFonts w:ascii="Avenir Next" w:hAnsi="Avenir Next" w:cs="Avenir Next" w:eastAsia="Avenir Next"/>
                 <w:color w:val="1A1A1A"/>
-                <w:sz w:val="20"/>
+                <w:sz w:val="22"/>
                 <w:szCs w:val="20"/>
               </w:rPr>
               <w:t xml:space="preserve"> = 5, </w:t>
@@ -4093,7 +4099,7 @@
                 <w:rFonts w:ascii="Avenir Next" w:hAnsi="Avenir Next" w:cs="Avenir Next" w:eastAsia="Avenir Next"/>
                 <w:i/>
                 <w:color w:val="1A1A1A"/>
-                <w:sz w:val="20"/>
+                <w:sz w:val="22"/>
                 <w:szCs w:val="20"/>
               </w:rPr>
               <w:t xml:space="preserve">y</w:t>
@@ -4102,7 +4108,7 @@
               <w:rPr>
                 <w:rFonts w:ascii="Avenir Next" w:hAnsi="Avenir Next" w:cs="Avenir Next" w:eastAsia="Avenir Next"/>
                 <w:color w:val="1A1A1A"/>
-                <w:sz w:val="20"/>
+                <w:sz w:val="22"/>
                 <w:szCs w:val="20"/>
               </w:rPr>
               <w:t xml:space="preserve"> is —</w:t>
@@ -4158,25 +4164,25 @@
                       <w:rFonts w:ascii="Avenir Next" w:hAnsi="Avenir Next" w:cs="Avenir Next" w:eastAsia="Avenir Next"/>
                       <w:b/>
                       <w:color w:val="003A70"/>
+                      <w:sz w:val="22"/>
+                      <w:szCs w:val="19"/>
+                    </w:rPr>
+                    <w:t xml:space="preserve">A</w:t>
+                  </w:r>
+                  <w:r>
+                    <w:rPr>
+                      <w:rFonts w:ascii="Avenir Next" w:hAnsi="Avenir Next" w:cs="Avenir Next" w:eastAsia="Avenir Next"/>
+                      <w:color w:val="1A1A1A"/>
                       <w:sz w:val="19"/>
                       <w:szCs w:val="19"/>
                     </w:rPr>
-                    <w:t xml:space="preserve">A</w:t>
-                  </w:r>
-                  <w:r>
-                    <w:rPr>
-                      <w:rFonts w:ascii="Avenir Next" w:hAnsi="Avenir Next" w:cs="Avenir Next" w:eastAsia="Avenir Next"/>
-                      <w:color w:val="1A1A1A"/>
-                      <w:sz w:val="19"/>
-                      <w:szCs w:val="19"/>
-                    </w:rPr>
                     <w:tab/>
                   </w:r>
                   <w:r>
                     <w:rPr>
                       <w:rFonts w:ascii="Avenir Next" w:hAnsi="Avenir Next" w:cs="Avenir Next" w:eastAsia="Avenir Next"/>
                       <w:color w:val="1A1A1A"/>
-                      <w:sz w:val="19"/>
+                      <w:sz w:val="22"/>
                       <w:szCs w:val="19"/>
                     </w:rPr>
                     <w:t xml:space="preserve">11</w:t>
@@ -4201,25 +4207,25 @@
                       <w:rFonts w:ascii="Avenir Next" w:hAnsi="Avenir Next" w:cs="Avenir Next" w:eastAsia="Avenir Next"/>
                       <w:b/>
                       <w:color w:val="003A70"/>
+                      <w:sz w:val="22"/>
+                      <w:szCs w:val="19"/>
+                    </w:rPr>
+                    <w:t xml:space="preserve">B</w:t>
+                  </w:r>
+                  <w:r>
+                    <w:rPr>
+                      <w:rFonts w:ascii="Avenir Next" w:hAnsi="Avenir Next" w:cs="Avenir Next" w:eastAsia="Avenir Next"/>
+                      <w:color w:val="1A1A1A"/>
                       <w:sz w:val="19"/>
                       <w:szCs w:val="19"/>
                     </w:rPr>
-                    <w:t xml:space="preserve">B</w:t>
-                  </w:r>
-                  <w:r>
-                    <w:rPr>
-                      <w:rFonts w:ascii="Avenir Next" w:hAnsi="Avenir Next" w:cs="Avenir Next" w:eastAsia="Avenir Next"/>
-                      <w:color w:val="1A1A1A"/>
-                      <w:sz w:val="19"/>
-                      <w:szCs w:val="19"/>
-                    </w:rPr>
                     <w:tab/>
                   </w:r>
                   <w:r>
                     <w:rPr>
                       <w:rFonts w:ascii="Avenir Next" w:hAnsi="Avenir Next" w:cs="Avenir Next" w:eastAsia="Avenir Next"/>
                       <w:color w:val="1A1A1A"/>
-                      <w:sz w:val="19"/>
+                      <w:sz w:val="22"/>
                       <w:szCs w:val="19"/>
                     </w:rPr>
                     <w:t xml:space="preserve">30</w:t>
@@ -4244,25 +4250,25 @@
                       <w:rFonts w:ascii="Avenir Next" w:hAnsi="Avenir Next" w:cs="Avenir Next" w:eastAsia="Avenir Next"/>
                       <w:b/>
                       <w:color w:val="003A70"/>
+                      <w:sz w:val="22"/>
+                      <w:szCs w:val="19"/>
+                    </w:rPr>
+                    <w:t xml:space="preserve">C</w:t>
+                  </w:r>
+                  <w:r>
+                    <w:rPr>
+                      <w:rFonts w:ascii="Avenir Next" w:hAnsi="Avenir Next" w:cs="Avenir Next" w:eastAsia="Avenir Next"/>
+                      <w:color w:val="1A1A1A"/>
                       <w:sz w:val="19"/>
                       <w:szCs w:val="19"/>
                     </w:rPr>
-                    <w:t xml:space="preserve">C</w:t>
-                  </w:r>
-                  <w:r>
-                    <w:rPr>
-                      <w:rFonts w:ascii="Avenir Next" w:hAnsi="Avenir Next" w:cs="Avenir Next" w:eastAsia="Avenir Next"/>
-                      <w:color w:val="1A1A1A"/>
-                      <w:sz w:val="19"/>
-                      <w:szCs w:val="19"/>
-                    </w:rPr>
                     <w:tab/>
                   </w:r>
                   <w:r>
                     <w:rPr>
                       <w:rFonts w:ascii="Avenir Next" w:hAnsi="Avenir Next" w:cs="Avenir Next" w:eastAsia="Avenir Next"/>
                       <w:color w:val="1A1A1A"/>
-                      <w:sz w:val="19"/>
+                      <w:sz w:val="22"/>
                       <w:szCs w:val="19"/>
                     </w:rPr>
                     <w:t xml:space="preserve">56</w:t>
@@ -4287,25 +4293,25 @@
                       <w:rFonts w:ascii="Avenir Next" w:hAnsi="Avenir Next" w:cs="Avenir Next" w:eastAsia="Avenir Next"/>
                       <w:b/>
                       <w:color w:val="003A70"/>
+                      <w:sz w:val="22"/>
+                      <w:szCs w:val="19"/>
+                    </w:rPr>
+                    <w:t xml:space="preserve">D</w:t>
+                  </w:r>
+                  <w:r>
+                    <w:rPr>
+                      <w:rFonts w:ascii="Avenir Next" w:hAnsi="Avenir Next" w:cs="Avenir Next" w:eastAsia="Avenir Next"/>
+                      <w:color w:val="1A1A1A"/>
                       <w:sz w:val="19"/>
                       <w:szCs w:val="19"/>
                     </w:rPr>
-                    <w:t xml:space="preserve">D</w:t>
-                  </w:r>
-                  <w:r>
-                    <w:rPr>
-                      <w:rFonts w:ascii="Avenir Next" w:hAnsi="Avenir Next" w:cs="Avenir Next" w:eastAsia="Avenir Next"/>
-                      <w:color w:val="1A1A1A"/>
-                      <w:sz w:val="19"/>
-                      <w:szCs w:val="19"/>
-                    </w:rPr>
                     <w:tab/>
                   </w:r>
                   <w:r>
                     <w:rPr>
                       <w:rFonts w:ascii="Avenir Next" w:hAnsi="Avenir Next" w:cs="Avenir Next" w:eastAsia="Avenir Next"/>
                       <w:color w:val="1A1A1A"/>
-                      <w:sz w:val="19"/>
+                      <w:sz w:val="22"/>
                       <w:szCs w:val="19"/>
                     </w:rPr>
                     <w:t xml:space="preserve">65</w:t>
@@ -4316,7 +4322,7 @@
           </w:tbl>
           <w:p>
             <w:pPr>
-              <w:spacing w:before="0" w:after="0" w:line="24" w:lineRule="auto"/>
+              <w:spacing w:before="0" w:after="0" w:line="50" w:lineRule="exact"/>
             </w:pPr>
           </w:p>
         </w:tc>
@@ -4324,12 +4330,12 @@
     </w:tbl>
     <w:p>
       <w:pPr>
-        <w:spacing w:before="0" w:after="0" w:line="20" w:lineRule="exact"/>
+        <w:spacing w:before="0" w:after="0" w:line="50" w:lineRule="exact"/>
       </w:pPr>
     </w:p>
     <w:p>
       <w:pPr>
-        <w:spacing w:before="0" w:after="0" w:line="20" w:lineRule="exact"/>
+        <w:spacing w:before="0" w:after="0" w:line="50" w:lineRule="exact"/>
       </w:pPr>
     </w:p>
     <w:tbl>
@@ -4379,25 +4385,25 @@
                 <w:rFonts w:ascii="Avenir Next" w:hAnsi="Avenir Next" w:cs="Avenir Next" w:eastAsia="Avenir Next"/>
                 <w:b/>
                 <w:color w:val="1A1A1A"/>
+                <w:sz w:val="22"/>
+                <w:szCs w:val="20"/>
+              </w:rPr>
+              <w:t xml:space="preserve">11.</w:t>
+            </w:r>
+            <w:r>
+              <w:rPr>
+                <w:rFonts w:ascii="Avenir Next" w:hAnsi="Avenir Next" w:cs="Avenir Next" w:eastAsia="Avenir Next"/>
+                <w:color w:val="1A1A1A"/>
                 <w:sz w:val="20"/>
                 <w:szCs w:val="20"/>
               </w:rPr>
-              <w:t xml:space="preserve">11.</w:t>
-            </w:r>
-            <w:r>
-              <w:rPr>
-                <w:rFonts w:ascii="Avenir Next" w:hAnsi="Avenir Next" w:cs="Avenir Next" w:eastAsia="Avenir Next"/>
-                <w:color w:val="1A1A1A"/>
-                <w:sz w:val="20"/>
-                <w:szCs w:val="20"/>
-              </w:rPr>
               <w:tab/>
             </w:r>
             <w:r>
               <w:rPr>
                 <w:rFonts w:ascii="Avenir Next" w:hAnsi="Avenir Next" w:cs="Avenir Next" w:eastAsia="Avenir Next"/>
                 <w:color w:val="1A1A1A"/>
-                <w:sz w:val="20"/>
+                <w:sz w:val="22"/>
                 <w:szCs w:val="20"/>
               </w:rPr>
               <w:t xml:space="preserve">A rule is “multiply by 4, then add 2.” When </w:t>
@@ -4407,7 +4413,7 @@
                 <w:rFonts w:ascii="Avenir Next" w:hAnsi="Avenir Next" w:cs="Avenir Next" w:eastAsia="Avenir Next"/>
                 <w:i/>
                 <w:color w:val="1A1A1A"/>
-                <w:sz w:val="20"/>
+                <w:sz w:val="22"/>
                 <w:szCs w:val="20"/>
               </w:rPr>
               <w:t xml:space="preserve">x</w:t>
@@ -4416,7 +4422,7 @@
               <w:rPr>
                 <w:rFonts w:ascii="Avenir Next" w:hAnsi="Avenir Next" w:cs="Avenir Next" w:eastAsia="Avenir Next"/>
                 <w:color w:val="1A1A1A"/>
-                <w:sz w:val="20"/>
+                <w:sz w:val="22"/>
                 <w:szCs w:val="20"/>
               </w:rPr>
               <w:t xml:space="preserve"> = 3, </w:t>
@@ -4426,7 +4432,7 @@
                 <w:rFonts w:ascii="Avenir Next" w:hAnsi="Avenir Next" w:cs="Avenir Next" w:eastAsia="Avenir Next"/>
                 <w:i/>
                 <w:color w:val="1A1A1A"/>
-                <w:sz w:val="20"/>
+                <w:sz w:val="22"/>
                 <w:szCs w:val="20"/>
               </w:rPr>
               <w:t xml:space="preserve">y</w:t>
@@ -4435,7 +4441,7 @@
               <w:rPr>
                 <w:rFonts w:ascii="Avenir Next" w:hAnsi="Avenir Next" w:cs="Avenir Next" w:eastAsia="Avenir Next"/>
                 <w:color w:val="1A1A1A"/>
-                <w:sz w:val="20"/>
+                <w:sz w:val="22"/>
                 <w:szCs w:val="20"/>
               </w:rPr>
               <w:t xml:space="preserve"> is —</w:t>
@@ -4491,25 +4497,25 @@
                       <w:rFonts w:ascii="Avenir Next" w:hAnsi="Avenir Next" w:cs="Avenir Next" w:eastAsia="Avenir Next"/>
                       <w:b/>
                       <w:color w:val="003A70"/>
+                      <w:sz w:val="22"/>
+                      <w:szCs w:val="19"/>
+                    </w:rPr>
+                    <w:t xml:space="preserve">A</w:t>
+                  </w:r>
+                  <w:r>
+                    <w:rPr>
+                      <w:rFonts w:ascii="Avenir Next" w:hAnsi="Avenir Next" w:cs="Avenir Next" w:eastAsia="Avenir Next"/>
+                      <w:color w:val="1A1A1A"/>
                       <w:sz w:val="19"/>
                       <w:szCs w:val="19"/>
                     </w:rPr>
-                    <w:t xml:space="preserve">A</w:t>
-                  </w:r>
-                  <w:r>
-                    <w:rPr>
-                      <w:rFonts w:ascii="Avenir Next" w:hAnsi="Avenir Next" w:cs="Avenir Next" w:eastAsia="Avenir Next"/>
-                      <w:color w:val="1A1A1A"/>
-                      <w:sz w:val="19"/>
-                      <w:szCs w:val="19"/>
-                    </w:rPr>
                     <w:tab/>
                   </w:r>
                   <w:r>
                     <w:rPr>
                       <w:rFonts w:ascii="Avenir Next" w:hAnsi="Avenir Next" w:cs="Avenir Next" w:eastAsia="Avenir Next"/>
                       <w:color w:val="1A1A1A"/>
-                      <w:sz w:val="19"/>
+                      <w:sz w:val="22"/>
                       <w:szCs w:val="19"/>
                     </w:rPr>
                     <w:t xml:space="preserve">14</w:t>
@@ -4534,25 +4540,25 @@
                       <w:rFonts w:ascii="Avenir Next" w:hAnsi="Avenir Next" w:cs="Avenir Next" w:eastAsia="Avenir Next"/>
                       <w:b/>
                       <w:color w:val="003A70"/>
+                      <w:sz w:val="22"/>
+                      <w:szCs w:val="19"/>
+                    </w:rPr>
+                    <w:t xml:space="preserve">B</w:t>
+                  </w:r>
+                  <w:r>
+                    <w:rPr>
+                      <w:rFonts w:ascii="Avenir Next" w:hAnsi="Avenir Next" w:cs="Avenir Next" w:eastAsia="Avenir Next"/>
+                      <w:color w:val="1A1A1A"/>
                       <w:sz w:val="19"/>
                       <w:szCs w:val="19"/>
                     </w:rPr>
-                    <w:t xml:space="preserve">B</w:t>
-                  </w:r>
-                  <w:r>
-                    <w:rPr>
-                      <w:rFonts w:ascii="Avenir Next" w:hAnsi="Avenir Next" w:cs="Avenir Next" w:eastAsia="Avenir Next"/>
-                      <w:color w:val="1A1A1A"/>
-                      <w:sz w:val="19"/>
-                      <w:szCs w:val="19"/>
-                    </w:rPr>
                     <w:tab/>
                   </w:r>
                   <w:r>
                     <w:rPr>
                       <w:rFonts w:ascii="Avenir Next" w:hAnsi="Avenir Next" w:cs="Avenir Next" w:eastAsia="Avenir Next"/>
                       <w:color w:val="1A1A1A"/>
-                      <w:sz w:val="19"/>
+                      <w:sz w:val="22"/>
                       <w:szCs w:val="19"/>
                     </w:rPr>
                     <w:t xml:space="preserve">20</w:t>
@@ -4577,25 +4583,25 @@
                       <w:rFonts w:ascii="Avenir Next" w:hAnsi="Avenir Next" w:cs="Avenir Next" w:eastAsia="Avenir Next"/>
                       <w:b/>
                       <w:color w:val="003A70"/>
+                      <w:sz w:val="22"/>
+                      <w:szCs w:val="19"/>
+                    </w:rPr>
+                    <w:t xml:space="preserve">C</w:t>
+                  </w:r>
+                  <w:r>
+                    <w:rPr>
+                      <w:rFonts w:ascii="Avenir Next" w:hAnsi="Avenir Next" w:cs="Avenir Next" w:eastAsia="Avenir Next"/>
+                      <w:color w:val="1A1A1A"/>
                       <w:sz w:val="19"/>
                       <w:szCs w:val="19"/>
                     </w:rPr>
-                    <w:t xml:space="preserve">C</w:t>
-                  </w:r>
-                  <w:r>
-                    <w:rPr>
-                      <w:rFonts w:ascii="Avenir Next" w:hAnsi="Avenir Next" w:cs="Avenir Next" w:eastAsia="Avenir Next"/>
-                      <w:color w:val="1A1A1A"/>
-                      <w:sz w:val="19"/>
-                      <w:szCs w:val="19"/>
-                    </w:rPr>
                     <w:tab/>
                   </w:r>
                   <w:r>
                     <w:rPr>
                       <w:rFonts w:ascii="Avenir Next" w:hAnsi="Avenir Next" w:cs="Avenir Next" w:eastAsia="Avenir Next"/>
                       <w:color w:val="1A1A1A"/>
-                      <w:sz w:val="19"/>
+                      <w:sz w:val="22"/>
                       <w:szCs w:val="19"/>
                     </w:rPr>
                     <w:t xml:space="preserve">9</w:t>
@@ -4620,25 +4626,25 @@
                       <w:rFonts w:ascii="Avenir Next" w:hAnsi="Avenir Next" w:cs="Avenir Next" w:eastAsia="Avenir Next"/>
                       <w:b/>
                       <w:color w:val="003A70"/>
+                      <w:sz w:val="22"/>
+                      <w:szCs w:val="19"/>
+                    </w:rPr>
+                    <w:t xml:space="preserve">D</w:t>
+                  </w:r>
+                  <w:r>
+                    <w:rPr>
+                      <w:rFonts w:ascii="Avenir Next" w:hAnsi="Avenir Next" w:cs="Avenir Next" w:eastAsia="Avenir Next"/>
+                      <w:color w:val="1A1A1A"/>
                       <w:sz w:val="19"/>
                       <w:szCs w:val="19"/>
                     </w:rPr>
-                    <w:t xml:space="preserve">D</w:t>
-                  </w:r>
-                  <w:r>
-                    <w:rPr>
-                      <w:rFonts w:ascii="Avenir Next" w:hAnsi="Avenir Next" w:cs="Avenir Next" w:eastAsia="Avenir Next"/>
-                      <w:color w:val="1A1A1A"/>
-                      <w:sz w:val="19"/>
-                      <w:szCs w:val="19"/>
-                    </w:rPr>
                     <w:tab/>
                   </w:r>
                   <w:r>
                     <w:rPr>
                       <w:rFonts w:ascii="Avenir Next" w:hAnsi="Avenir Next" w:cs="Avenir Next" w:eastAsia="Avenir Next"/>
                       <w:color w:val="1A1A1A"/>
-                      <w:sz w:val="19"/>
+                      <w:sz w:val="22"/>
                       <w:szCs w:val="19"/>
                     </w:rPr>
                     <w:t xml:space="preserve">24</w:t>
@@ -4649,7 +4655,7 @@
           </w:tbl>
           <w:p>
             <w:pPr>
-              <w:spacing w:before="0" w:after="0" w:line="24" w:lineRule="auto"/>
+              <w:spacing w:before="0" w:after="0" w:line="50" w:lineRule="exact"/>
             </w:pPr>
           </w:p>
         </w:tc>
@@ -4657,11 +4663,12 @@
     </w:tbl>
     <w:p>
       <w:pPr>
-        <w:spacing w:before="0" w:after="0" w:line="20" w:lineRule="exact"/>
+        <w:spacing w:before="0" w:after="0" w:line="50" w:lineRule="exact"/>
       </w:pPr>
     </w:p>
     <w:p>
       <w:pPr>
+        <w:pStyle w:val="Heading2"/>
         <w:keepNext/>
         <w:pBdr>
           <w:bottom w:val="single" w:sz="8" w:space="3" w:color="003A70"/>
@@ -4677,7 +4684,7 @@
           <w:b/>
           <w:color w:val="003A70"/>
           <w:spacing w:val="14"/>
-          <w:sz w:val="19"/>
+          <w:sz w:val="22"/>
           <w:szCs w:val="19"/>
         </w:rPr>
         <w:t xml:space="preserve">SELF-CHECK CODE</w:t>
@@ -4696,7 +4703,7 @@
           <w:rFonts w:ascii="Avenir Next" w:hAnsi="Avenir Next" w:cs="Avenir Next" w:eastAsia="Avenir Next"/>
           <w:i/>
           <w:color w:val="5A5F66"/>
-          <w:sz w:val="17"/>
+          <w:sz w:val="22"/>
           <w:szCs w:val="17"/>
         </w:rPr>
         <w:t xml:space="preserve">find your answer · copy its letter into that problem’s box · spell a math word</w:t>
@@ -4754,7 +4761,7 @@
                 <w:rFonts w:ascii="Avenir Next" w:hAnsi="Avenir Next" w:cs="Avenir Next" w:eastAsia="Avenir Next"/>
                 <w:b/>
                 <w:color w:val="1A1A1A"/>
-                <w:sz w:val="18"/>
+                <w:sz w:val="22"/>
                 <w:szCs w:val="18"/>
               </w:rPr>
               <w:t xml:space="preserve">84</w:t>
@@ -4770,7 +4777,7 @@
                 <w:rFonts w:ascii="Avenir Next" w:hAnsi="Avenir Next" w:cs="Avenir Next" w:eastAsia="Avenir Next"/>
                 <w:b/>
                 <w:color w:val="003A70"/>
-                <w:sz w:val="18"/>
+                <w:sz w:val="22"/>
                 <w:szCs w:val="18"/>
               </w:rPr>
               <w:t xml:space="preserve">L</w:t>
@@ -4793,7 +4800,7 @@
                 <w:rFonts w:ascii="Avenir Next" w:hAnsi="Avenir Next" w:cs="Avenir Next" w:eastAsia="Avenir Next"/>
                 <w:b/>
                 <w:color w:val="1A1A1A"/>
-                <w:sz w:val="18"/>
+                <w:sz w:val="22"/>
                 <w:szCs w:val="18"/>
               </w:rPr>
               <w:t xml:space="preserve">42</w:t>
@@ -4809,7 +4816,7 @@
                 <w:rFonts w:ascii="Avenir Next" w:hAnsi="Avenir Next" w:cs="Avenir Next" w:eastAsia="Avenir Next"/>
                 <w:b/>
                 <w:color w:val="003A70"/>
-                <w:sz w:val="18"/>
+                <w:sz w:val="22"/>
                 <w:szCs w:val="18"/>
               </w:rPr>
               <w:t xml:space="preserve">E</w:t>
@@ -4832,7 +4839,7 @@
                 <w:rFonts w:ascii="Avenir Next" w:hAnsi="Avenir Next" w:cs="Avenir Next" w:eastAsia="Avenir Next"/>
                 <w:b/>
                 <w:color w:val="1A1A1A"/>
-                <w:sz w:val="18"/>
+                <w:sz w:val="22"/>
                 <w:szCs w:val="18"/>
               </w:rPr>
               <w:t xml:space="preserve">19</w:t>
@@ -4848,7 +4855,7 @@
                 <w:rFonts w:ascii="Avenir Next" w:hAnsi="Avenir Next" w:cs="Avenir Next" w:eastAsia="Avenir Next"/>
                 <w:b/>
                 <w:color w:val="003A70"/>
-                <w:sz w:val="18"/>
+                <w:sz w:val="22"/>
                 <w:szCs w:val="18"/>
               </w:rPr>
               <w:t xml:space="preserve">J</w:t>
@@ -4871,7 +4878,7 @@
                 <w:rFonts w:ascii="Avenir Next" w:hAnsi="Avenir Next" w:cs="Avenir Next" w:eastAsia="Avenir Next"/>
                 <w:b/>
                 <w:color w:val="1A1A1A"/>
-                <w:sz w:val="18"/>
+                <w:sz w:val="22"/>
                 <w:szCs w:val="18"/>
               </w:rPr>
               <w:t xml:space="preserve">23</w:t>
@@ -4887,7 +4894,7 @@
                 <w:rFonts w:ascii="Avenir Next" w:hAnsi="Avenir Next" w:cs="Avenir Next" w:eastAsia="Avenir Next"/>
                 <w:b/>
                 <w:color w:val="003A70"/>
-                <w:sz w:val="18"/>
+                <w:sz w:val="22"/>
                 <w:szCs w:val="18"/>
               </w:rPr>
               <w:t xml:space="preserve">B</w:t>
@@ -4910,7 +4917,7 @@
                 <w:rFonts w:ascii="Avenir Next" w:hAnsi="Avenir Next" w:cs="Avenir Next" w:eastAsia="Avenir Next"/>
                 <w:b/>
                 <w:color w:val="1A1A1A"/>
-                <w:sz w:val="18"/>
+                <w:sz w:val="22"/>
                 <w:szCs w:val="18"/>
               </w:rPr>
               <w:t xml:space="preserve">48</w:t>
@@ -4926,7 +4933,7 @@
                 <w:rFonts w:ascii="Avenir Next" w:hAnsi="Avenir Next" w:cs="Avenir Next" w:eastAsia="Avenir Next"/>
                 <w:b/>
                 <w:color w:val="003A70"/>
-                <w:sz w:val="18"/>
+                <w:sz w:val="22"/>
                 <w:szCs w:val="18"/>
               </w:rPr>
               <w:t xml:space="preserve">X</w:t>
@@ -4949,7 +4956,7 @@
                 <w:rFonts w:ascii="Avenir Next" w:hAnsi="Avenir Next" w:cs="Avenir Next" w:eastAsia="Avenir Next"/>
                 <w:b/>
                 <w:color w:val="1A1A1A"/>
-                <w:sz w:val="18"/>
+                <w:sz w:val="22"/>
                 <w:szCs w:val="18"/>
               </w:rPr>
               <w:t xml:space="preserve">18</w:t>
@@ -4965,7 +4972,7 @@
                 <w:rFonts w:ascii="Avenir Next" w:hAnsi="Avenir Next" w:cs="Avenir Next" w:eastAsia="Avenir Next"/>
                 <w:b/>
                 <w:color w:val="003A70"/>
-                <w:sz w:val="18"/>
+                <w:sz w:val="22"/>
                 <w:szCs w:val="18"/>
               </w:rPr>
               <w:t xml:space="preserve">Q</w:t>
@@ -4988,7 +4995,7 @@
                 <w:rFonts w:ascii="Avenir Next" w:hAnsi="Avenir Next" w:cs="Avenir Next" w:eastAsia="Avenir Next"/>
                 <w:b/>
                 <w:color w:val="1A1A1A"/>
-                <w:sz w:val="18"/>
+                <w:sz w:val="22"/>
                 <w:szCs w:val="18"/>
               </w:rPr>
               <w:t xml:space="preserve">33</w:t>
@@ -5004,7 +5011,7 @@
                 <w:rFonts w:ascii="Avenir Next" w:hAnsi="Avenir Next" w:cs="Avenir Next" w:eastAsia="Avenir Next"/>
                 <w:b/>
                 <w:color w:val="003A70"/>
-                <w:sz w:val="18"/>
+                <w:sz w:val="22"/>
                 <w:szCs w:val="18"/>
               </w:rPr>
               <w:t xml:space="preserve">Z</w:t>
@@ -5027,7 +5034,7 @@
                 <w:rFonts w:ascii="Avenir Next" w:hAnsi="Avenir Next" w:cs="Avenir Next" w:eastAsia="Avenir Next"/>
                 <w:b/>
                 <w:color w:val="1A1A1A"/>
-                <w:sz w:val="18"/>
+                <w:sz w:val="22"/>
                 <w:szCs w:val="18"/>
               </w:rPr>
               <w:t xml:space="preserve">240</w:t>
@@ -5043,7 +5050,7 @@
                 <w:rFonts w:ascii="Avenir Next" w:hAnsi="Avenir Next" w:cs="Avenir Next" w:eastAsia="Avenir Next"/>
                 <w:b/>
                 <w:color w:val="003A70"/>
-                <w:sz w:val="18"/>
+                <w:sz w:val="22"/>
                 <w:szCs w:val="18"/>
               </w:rPr>
               <w:t xml:space="preserve">T</w:t>
@@ -5066,7 +5073,7 @@
                 <w:rFonts w:ascii="Avenir Next" w:hAnsi="Avenir Next" w:cs="Avenir Next" w:eastAsia="Avenir Next"/>
                 <w:b/>
                 <w:color w:val="1A1A1A"/>
-                <w:sz w:val="18"/>
+                <w:sz w:val="22"/>
                 <w:szCs w:val="18"/>
               </w:rPr>
               <w:t xml:space="preserve">150</w:t>
@@ -5082,7 +5089,7 @@
                 <w:rFonts w:ascii="Avenir Next" w:hAnsi="Avenir Next" w:cs="Avenir Next" w:eastAsia="Avenir Next"/>
                 <w:b/>
                 <w:color w:val="003A70"/>
-                <w:sz w:val="18"/>
+                <w:sz w:val="22"/>
                 <w:szCs w:val="18"/>
               </w:rPr>
               <w:t xml:space="preserve">A</w:t>
@@ -5093,7 +5100,7 @@
     </w:tbl>
     <w:p>
       <w:pPr>
-        <w:spacing w:before="0" w:after="0" w:line="60" w:lineRule="auto"/>
+        <w:spacing w:before="0" w:after="0" w:line="50" w:lineRule="exact"/>
       </w:pPr>
     </w:p>
     <w:tbl>
@@ -5238,7 +5245,7 @@
     </w:tbl>
     <w:p>
       <w:pPr>
-        <w:spacing w:before="0" w:after="0" w:line="40" w:lineRule="auto"/>
+        <w:spacing w:before="0" w:after="0" w:line="50" w:lineRule="exact"/>
       </w:pPr>
     </w:p>
     <w:tbl>
@@ -5280,6 +5287,7 @@
           </w:tcPr>
           <w:p>
             <w:pPr>
+              <w:pStyle w:val="Heading2"/>
               <w:spacing w:before="0" w:after="0" w:line="240" w:lineRule="auto"/>
             </w:pPr>
             <w:r>
@@ -5317,7 +5325,7 @@
               <w:rPr>
                 <w:rFonts w:ascii="Avenir Next" w:hAnsi="Avenir Next" w:cs="Avenir Next" w:eastAsia="Avenir Next"/>
                 <w:color w:val="1A1A1A"/>
-                <w:sz w:val="17"/>
+                <w:sz w:val="22"/>
                 <w:szCs w:val="17"/>
               </w:rPr>
               <w:t xml:space="preserve">  I can do this on my own</w:t>
@@ -5346,7 +5354,7 @@
               <w:rPr>
                 <w:rFonts w:ascii="Avenir Next" w:hAnsi="Avenir Next" w:cs="Avenir Next" w:eastAsia="Avenir Next"/>
                 <w:color w:val="1A1A1A"/>
-                <w:sz w:val="17"/>
+                <w:sz w:val="22"/>
                 <w:szCs w:val="17"/>
               </w:rPr>
               <w:t xml:space="preserve">  I need a little help</w:t>
@@ -5375,7 +5383,7 @@
               <w:rPr>
                 <w:rFonts w:ascii="Avenir Next" w:hAnsi="Avenir Next" w:cs="Avenir Next" w:eastAsia="Avenir Next"/>
                 <w:color w:val="1A1A1A"/>
-                <w:sz w:val="17"/>
+                <w:sz w:val="22"/>
                 <w:szCs w:val="17"/>
               </w:rPr>
               <w:t xml:space="preserve">  I have a question about #</w:t>
@@ -5396,7 +5404,7 @@
     </w:tbl>
     <w:p>
       <w:pPr>
-        <w:spacing w:before="0" w:after="0" w:line="20" w:lineRule="exact"/>
+        <w:spacing w:before="0" w:after="0" w:line="50" w:lineRule="exact"/>
       </w:pPr>
     </w:p>
     <w:sectPr>
@@ -5482,7 +5490,106 @@
               <w:sz w:val="15"/>
               <w:szCs w:val="15"/>
             </w:rPr>
-            <w:t xml:space="preserve">Lesson 9-1  ·  Session 2  ·  Practice Form A</w:t>
+            <w:t xml:space="preserve">9-1 · Page </w:t>
+          </w:r>
+          <w:r>
+            <w:rPr>
+              <w:rFonts w:ascii="Avenir Next" w:hAnsi="Avenir Next" w:cs="Avenir Next" w:eastAsia="Avenir Next"/>
+              <w:color w:val="5A5F66"/>
+              <w:sz w:val="15"/>
+              <w:szCs w:val="15"/>
+            </w:rPr>
+            <w:fldChar w:fldCharType="begin"/>
+          </w:r>
+          <w:r>
+            <w:rPr>
+              <w:rFonts w:ascii="Avenir Next" w:hAnsi="Avenir Next" w:cs="Avenir Next" w:eastAsia="Avenir Next"/>
+              <w:color w:val="5A5F66"/>
+              <w:sz w:val="15"/>
+              <w:szCs w:val="15"/>
+            </w:rPr>
+            <w:instrText xml:space="preserve"> PAGE </w:instrText>
+          </w:r>
+          <w:r>
+            <w:rPr>
+              <w:rFonts w:ascii="Avenir Next" w:hAnsi="Avenir Next" w:cs="Avenir Next" w:eastAsia="Avenir Next"/>
+              <w:color w:val="5A5F66"/>
+              <w:sz w:val="15"/>
+              <w:szCs w:val="15"/>
+            </w:rPr>
+            <w:fldChar w:fldCharType="separate"/>
+          </w:r>
+          <w:r>
+            <w:rPr>
+              <w:rFonts w:ascii="Avenir Next" w:hAnsi="Avenir Next" w:cs="Avenir Next" w:eastAsia="Avenir Next"/>
+              <w:color w:val="5A5F66"/>
+              <w:sz w:val="15"/>
+              <w:szCs w:val="15"/>
+            </w:rPr>
+            <w:t xml:space="preserve">1</w:t>
+          </w:r>
+          <w:r>
+            <w:rPr>
+              <w:rFonts w:ascii="Avenir Next" w:hAnsi="Avenir Next" w:cs="Avenir Next" w:eastAsia="Avenir Next"/>
+              <w:color w:val="5A5F66"/>
+              <w:sz w:val="15"/>
+              <w:szCs w:val="15"/>
+            </w:rPr>
+            <w:fldChar w:fldCharType="end"/>
+          </w:r>
+          <w:r>
+            <w:rPr>
+              <w:rFonts w:ascii="Avenir Next" w:hAnsi="Avenir Next" w:cs="Avenir Next" w:eastAsia="Avenir Next"/>
+              <w:color w:val="5A5F66"/>
+              <w:sz w:val="15"/>
+              <w:szCs w:val="15"/>
+            </w:rPr>
+            <w:t xml:space="preserve"> of </w:t>
+          </w:r>
+          <w:r>
+            <w:rPr>
+              <w:rFonts w:ascii="Avenir Next" w:hAnsi="Avenir Next" w:cs="Avenir Next" w:eastAsia="Avenir Next"/>
+              <w:color w:val="5A5F66"/>
+              <w:sz w:val="15"/>
+              <w:szCs w:val="15"/>
+            </w:rPr>
+            <w:fldChar w:fldCharType="begin"/>
+          </w:r>
+          <w:r>
+            <w:rPr>
+              <w:rFonts w:ascii="Avenir Next" w:hAnsi="Avenir Next" w:cs="Avenir Next" w:eastAsia="Avenir Next"/>
+              <w:color w:val="5A5F66"/>
+              <w:sz w:val="15"/>
+              <w:szCs w:val="15"/>
+            </w:rPr>
+            <w:instrText xml:space="preserve"> NUMPAGES </w:instrText>
+          </w:r>
+          <w:r>
+            <w:rPr>
+              <w:rFonts w:ascii="Avenir Next" w:hAnsi="Avenir Next" w:cs="Avenir Next" w:eastAsia="Avenir Next"/>
+              <w:color w:val="5A5F66"/>
+              <w:sz w:val="15"/>
+              <w:szCs w:val="15"/>
+            </w:rPr>
+            <w:fldChar w:fldCharType="separate"/>
+          </w:r>
+          <w:r>
+            <w:rPr>
+              <w:rFonts w:ascii="Avenir Next" w:hAnsi="Avenir Next" w:cs="Avenir Next" w:eastAsia="Avenir Next"/>
+              <w:color w:val="5A5F66"/>
+              <w:sz w:val="15"/>
+              <w:szCs w:val="15"/>
+            </w:rPr>
+            <w:t xml:space="preserve">1</w:t>
+          </w:r>
+          <w:r>
+            <w:rPr>
+              <w:rFonts w:ascii="Avenir Next" w:hAnsi="Avenir Next" w:cs="Avenir Next" w:eastAsia="Avenir Next"/>
+              <w:color w:val="5A5F66"/>
+              <w:sz w:val="15"/>
+              <w:szCs w:val="15"/>
+            </w:rPr>
+            <w:fldChar w:fldCharType="end"/>
           </w:r>
         </w:p>
       </w:tc>
@@ -5525,5 +5632,23 @@
       </w:tblCellMar>
     </w:tblPr>
   </w:style>
+  <w:style w:type="paragraph" w:styleId="Heading1">
+    <w:name w:val="heading 1"/>
+    <w:basedOn w:val="Normal"/>
+    <w:pPr>
+      <w:outlineLvl w:val="0"/>
+      <w:keepNext w:val="0"/>
+      <w:keepLines w:val="0"/>
+    </w:pPr>
+  </w:style>
+  <w:style w:type="paragraph" w:styleId="Heading2">
+    <w:name w:val="heading 2"/>
+    <w:basedOn w:val="Normal"/>
+    <w:pPr>
+      <w:outlineLvl w:val="1"/>
+      <w:keepNext w:val="0"/>
+      <w:keepLines w:val="0"/>
+    </w:pPr>
+  </w:style>
 </w:styles>
 </file>